--- a/data/revised_2026-10_full/outputs/v2/Maths/SS3.2_Rotation/Mathematics_Rotation_CBE_LessonSequence.docx
+++ b/data/revised_2026-10_full/outputs/v2/Maths/SS3.2_Rotation/Mathematics_Rotation_CBE_LessonSequence.docx
@@ -2238,7 +2238,7 @@
         </w:rPr>
         <w:t xml:space="preserve">© 2026 SeaVuria and ARES. This work is licensed under a </w:t>
       </w:r>
-      <w:hyperlink w:history="1" r:id="rIdeolikbuud3tiyyborvnsm">
+      <w:hyperlink w:history="1" r:id="rIdimescfxmra1jpcsqcazt2">
         <w:r>
           <w:rPr>
             <w:rFonts w:ascii="Arial" w:cs="Arial" w:eastAsia="Arial" w:hAnsi="Arial"/>
@@ -2258,7 +2258,7 @@
         </w:rPr>
         <w:t xml:space="preserve"> (</w:t>
       </w:r>
-      <w:hyperlink w:history="1" r:id="rIdhkm9frgseic1kipzhfzl6">
+      <w:hyperlink w:history="1" r:id="rIdyvh9nfomsglaqoyid_dgo">
         <w:r>
           <w:rPr>
             <w:rFonts w:ascii="Arial" w:cs="Arial" w:eastAsia="Arial" w:hAnsi="Arial"/>
@@ -2278,7 +2278,7 @@
         </w:rPr>
         <w:t xml:space="preserve">). To view a copy of this license, visit </w:t>
       </w:r>
-      <w:hyperlink w:history="1" r:id="rIdr1yb9la2tujaaertejiww">
+      <w:hyperlink w:history="1" r:id="rIdn3fqnxqihfdcyxpb5f7hm">
         <w:r>
           <w:rPr>
             <w:rFonts w:ascii="Arial" w:cs="Arial" w:eastAsia="Arial" w:hAnsi="Arial"/>
@@ -3317,7 +3317,7 @@
             <w:pPr>
               <w:spacing w:after="20" w:before="0"/>
             </w:pPr>
-            <w:hyperlink w:history="1" r:id="rIdqvw_mvt5k0ovfvytump_v">
+            <w:hyperlink w:history="1" r:id="rIdato7ei_gw8xygiiex3ame">
               <w:r>
                 <w:rPr>
                   <w:rFonts w:ascii="Arial" w:cs="Arial" w:eastAsia="Arial" w:hAnsi="Arial"/>
@@ -3366,7 +3366,7 @@
               <w:spacing w:after="10" w:before="0"/>
               <w:ind w:left="120"/>
             </w:pPr>
-            <w:hyperlink w:history="1" r:id="rIdtlnpzd30crm1dg555zukf">
+            <w:hyperlink w:history="1" r:id="rIdrmxnwed5sssjnaxp4cqmi">
               <w:r>
                 <w:rPr>
                   <w:rFonts w:ascii="Arial" w:cs="Arial" w:eastAsia="Arial" w:hAnsi="Arial"/>
@@ -3411,7 +3411,7 @@
             <w:pPr>
               <w:spacing w:after="20" w:before="0"/>
             </w:pPr>
-            <w:hyperlink w:history="1" r:id="rIdawusuwdzpemvrlsrs5tmy">
+            <w:hyperlink w:history="1" r:id="rIdbx75zefvrh_j0coijcfcs">
               <w:r>
                 <w:rPr>
                   <w:rFonts w:ascii="Arial" w:cs="Arial" w:eastAsia="Arial" w:hAnsi="Arial"/>
@@ -3460,7 +3460,7 @@
               <w:spacing w:after="10" w:before="0"/>
               <w:ind w:left="120"/>
             </w:pPr>
-            <w:hyperlink w:history="1" r:id="rIdths1lkpfmtcsxe4_gvwea">
+            <w:hyperlink w:history="1" r:id="rIdc3npyt3zyb5c1s2aa8c4d">
               <w:r>
                 <w:rPr>
                   <w:rFonts w:ascii="Arial" w:cs="Arial" w:eastAsia="Arial" w:hAnsi="Arial"/>
@@ -3660,7 +3660,7 @@
             <w:pPr>
               <w:spacing w:after="20" w:before="0"/>
             </w:pPr>
-            <w:hyperlink w:history="1" r:id="rIdwlh_bmro4ucewsb4ai7ur">
+            <w:hyperlink w:history="1" r:id="rIdlj3s4wdmmcsaufbz49jdn">
               <w:r>
                 <w:rPr>
                   <w:rFonts w:ascii="Arial" w:cs="Arial" w:eastAsia="Arial" w:hAnsi="Arial"/>
@@ -3709,7 +3709,7 @@
               <w:spacing w:after="10" w:before="0"/>
               <w:ind w:left="120"/>
             </w:pPr>
-            <w:hyperlink w:history="1" r:id="rIdvh86fb62yrfay_9ed3feb">
+            <w:hyperlink w:history="1" r:id="rIdkzhvqftkt0tf3t5kllg1s">
               <w:r>
                 <w:rPr>
                   <w:rFonts w:ascii="Arial" w:cs="Arial" w:eastAsia="Arial" w:hAnsi="Arial"/>
@@ -3754,7 +3754,7 @@
             <w:pPr>
               <w:spacing w:after="20" w:before="0"/>
             </w:pPr>
-            <w:hyperlink w:history="1" r:id="rIdlyktoftkdonkbx0dv8ymd">
+            <w:hyperlink w:history="1" r:id="rIdituezluattt7i4iy4wpgf">
               <w:r>
                 <w:rPr>
                   <w:rFonts w:ascii="Arial" w:cs="Arial" w:eastAsia="Arial" w:hAnsi="Arial"/>
@@ -3803,7 +3803,7 @@
               <w:spacing w:after="10" w:before="0"/>
               <w:ind w:left="120"/>
             </w:pPr>
-            <w:hyperlink w:history="1" r:id="rId5x0rcpbk8ikfjvzbf4uv7">
+            <w:hyperlink w:history="1" r:id="rIdvdhdy8tmqksswdqehbxzq">
               <w:r>
                 <w:rPr>
                   <w:rFonts w:ascii="Arial" w:cs="Arial" w:eastAsia="Arial" w:hAnsi="Arial"/>
@@ -4003,7 +4003,7 @@
             <w:pPr>
               <w:spacing w:after="20" w:before="0"/>
             </w:pPr>
-            <w:hyperlink w:history="1" r:id="rIdtfxgjd37bgvikryno9uuk">
+            <w:hyperlink w:history="1" r:id="rIdkoayuzxznqiafufmvtlrv">
               <w:r>
                 <w:rPr>
                   <w:rFonts w:ascii="Arial" w:cs="Arial" w:eastAsia="Arial" w:hAnsi="Arial"/>
@@ -4052,7 +4052,7 @@
               <w:spacing w:after="10" w:before="0"/>
               <w:ind w:left="120"/>
             </w:pPr>
-            <w:hyperlink w:history="1" r:id="rIdsqnqxilllrxro448mxglj">
+            <w:hyperlink w:history="1" r:id="rIdbkyqcgcgerk4ttjhlajqz">
               <w:r>
                 <w:rPr>
                   <w:rFonts w:ascii="Arial" w:cs="Arial" w:eastAsia="Arial" w:hAnsi="Arial"/>
@@ -4097,7 +4097,7 @@
             <w:pPr>
               <w:spacing w:after="20" w:before="0"/>
             </w:pPr>
-            <w:hyperlink w:history="1" r:id="rIdv4gzlvwe2c0ravpibzzaj">
+            <w:hyperlink w:history="1" r:id="rIdx74qylrtar3repzxnrail">
               <w:r>
                 <w:rPr>
                   <w:rFonts w:ascii="Arial" w:cs="Arial" w:eastAsia="Arial" w:hAnsi="Arial"/>
@@ -4146,7 +4146,7 @@
               <w:spacing w:after="10" w:before="0"/>
               <w:ind w:left="120"/>
             </w:pPr>
-            <w:hyperlink w:history="1" r:id="rIdnub2txgzbcoqce7za4wdr">
+            <w:hyperlink w:history="1" r:id="rIdwj5pdaqitllr8sub4xvvr">
               <w:r>
                 <w:rPr>
                   <w:rFonts w:ascii="Arial" w:cs="Arial" w:eastAsia="Arial" w:hAnsi="Arial"/>
@@ -4346,7 +4346,7 @@
             <w:pPr>
               <w:spacing w:after="20" w:before="0"/>
             </w:pPr>
-            <w:hyperlink w:history="1" r:id="rIdd1fmhdv6qc1epxwoprt8h">
+            <w:hyperlink w:history="1" r:id="rIdx5-hdvjx0_v-4ll8w5f6z">
               <w:r>
                 <w:rPr>
                   <w:rFonts w:ascii="Arial" w:cs="Arial" w:eastAsia="Arial" w:hAnsi="Arial"/>
@@ -4395,7 +4395,7 @@
               <w:spacing w:after="10" w:before="0"/>
               <w:ind w:left="120"/>
             </w:pPr>
-            <w:hyperlink w:history="1" r:id="rIdiorkww18dgmskuhwuev8_">
+            <w:hyperlink w:history="1" r:id="rId1xket6vnvnhpihadzbiic">
               <w:r>
                 <w:rPr>
                   <w:rFonts w:ascii="Arial" w:cs="Arial" w:eastAsia="Arial" w:hAnsi="Arial"/>
@@ -4440,7 +4440,7 @@
             <w:pPr>
               <w:spacing w:after="20" w:before="0"/>
             </w:pPr>
-            <w:hyperlink w:history="1" r:id="rIdtapntydscta6ekzsjxfcc">
+            <w:hyperlink w:history="1" r:id="rId8rz-njfnheogr0cfp86iq">
               <w:r>
                 <w:rPr>
                   <w:rFonts w:ascii="Arial" w:cs="Arial" w:eastAsia="Arial" w:hAnsi="Arial"/>
@@ -4489,7 +4489,7 @@
               <w:spacing w:after="10" w:before="0"/>
               <w:ind w:left="120"/>
             </w:pPr>
-            <w:hyperlink w:history="1" r:id="rIdvoxzhkghpp1ewl_idrrjl">
+            <w:hyperlink w:history="1" r:id="rIdxhzbu9kfvpzgv4fl_hwqc">
               <w:r>
                 <w:rPr>
                   <w:rFonts w:ascii="Arial" w:cs="Arial" w:eastAsia="Arial" w:hAnsi="Arial"/>
@@ -4689,7 +4689,7 @@
             <w:pPr>
               <w:spacing w:after="20" w:before="0"/>
             </w:pPr>
-            <w:hyperlink w:history="1" r:id="rIdo8v_w94z-wi4igfp5qihw">
+            <w:hyperlink w:history="1" r:id="rIdejxxsrfdbujcxlilfdbk6">
               <w:r>
                 <w:rPr>
                   <w:rFonts w:ascii="Arial" w:cs="Arial" w:eastAsia="Arial" w:hAnsi="Arial"/>
@@ -4738,7 +4738,7 @@
               <w:spacing w:after="10" w:before="0"/>
               <w:ind w:left="120"/>
             </w:pPr>
-            <w:hyperlink w:history="1" r:id="rIdj_7o9vqkn_qlcr0zc1_vy">
+            <w:hyperlink w:history="1" r:id="rIdiwloprqyfnbkchjjqajcz">
               <w:r>
                 <w:rPr>
                   <w:rFonts w:ascii="Arial" w:cs="Arial" w:eastAsia="Arial" w:hAnsi="Arial"/>
@@ -4783,7 +4783,7 @@
             <w:pPr>
               <w:spacing w:after="20" w:before="0"/>
             </w:pPr>
-            <w:hyperlink w:history="1" r:id="rIdmlvfssxoljit92cobu5d6">
+            <w:hyperlink w:history="1" r:id="rIdj4ak-amm6y0oo0hw41gbd">
               <w:r>
                 <w:rPr>
                   <w:rFonts w:ascii="Arial" w:cs="Arial" w:eastAsia="Arial" w:hAnsi="Arial"/>
@@ -4832,7 +4832,7 @@
               <w:spacing w:after="10" w:before="0"/>
               <w:ind w:left="120"/>
             </w:pPr>
-            <w:hyperlink w:history="1" r:id="rIdorobquymtsqlozrtmm5qf">
+            <w:hyperlink w:history="1" r:id="rIdjk_idm-0npcrdz5txerb2">
               <w:r>
                 <w:rPr>
                   <w:rFonts w:ascii="Arial" w:cs="Arial" w:eastAsia="Arial" w:hAnsi="Arial"/>
@@ -5357,7 +5357,7 @@
         </w:rPr>
         <w:t xml:space="preserve">© 2026 SeaVuria and ARES. Aligned with KICD objectives. Developed by SeaVuria; technical implementation by ARES (with AI assistance from Claude). Licensed under </w:t>
       </w:r>
-      <w:hyperlink w:history="1" r:id="rIdhdwtvglpmqq4ckqtzghit">
+      <w:hyperlink w:history="1" r:id="rIdoddlj5v02zqk84nycwryt">
         <w:r>
           <w:rPr>
             <w:rFonts w:ascii="Arial" w:cs="Arial" w:eastAsia="Arial" w:hAnsi="Arial"/>
@@ -5378,7 +5378,7 @@
         </w:rPr>
         <w:t xml:space="preserve"> (</w:t>
       </w:r>
-      <w:hyperlink w:history="1" r:id="rIdzzqdldgvgex_gqt5tgnel">
+      <w:hyperlink w:history="1" r:id="rId_x609wei0emwcygzrnga_">
         <w:r>
           <w:rPr>
             <w:rFonts w:ascii="Arial" w:cs="Arial" w:eastAsia="Arial" w:hAnsi="Arial"/>
@@ -6418,7 +6418,7 @@
             <w:pPr>
               <w:spacing w:after="20" w:before="0"/>
             </w:pPr>
-            <w:hyperlink w:history="1" r:id="rIdaydophciwt3pcmupr4vhg">
+            <w:hyperlink w:history="1" r:id="rIdgcmp_14aci9gaeblz6tip">
               <w:r>
                 <w:rPr>
                   <w:rFonts w:ascii="Arial" w:cs="Arial" w:eastAsia="Arial" w:hAnsi="Arial"/>
@@ -6451,7 +6451,7 @@
               <w:spacing w:after="10" w:before="0"/>
               <w:ind w:left="120"/>
             </w:pPr>
-            <w:hyperlink w:history="1" r:id="rIdlnuah239wkz-x3oxuls2o">
+            <w:hyperlink w:history="1" r:id="rIdffzvvoqtrjrzjdcc_bxcg">
               <w:r>
                 <w:rPr>
                   <w:rFonts w:ascii="Arial" w:cs="Arial" w:eastAsia="Arial" w:hAnsi="Arial"/>
@@ -6496,7 +6496,7 @@
             <w:pPr>
               <w:spacing w:after="20" w:before="0"/>
             </w:pPr>
-            <w:hyperlink w:history="1" r:id="rIdcfkpuht2vzyubqcd9gmcm">
+            <w:hyperlink w:history="1" r:id="rIdxzrkeoosjdlhg8igvtgsl">
               <w:r>
                 <w:rPr>
                   <w:rFonts w:ascii="Arial" w:cs="Arial" w:eastAsia="Arial" w:hAnsi="Arial"/>
@@ -6529,7 +6529,7 @@
               <w:spacing w:after="10" w:before="0"/>
               <w:ind w:left="120"/>
             </w:pPr>
-            <w:hyperlink w:history="1" r:id="rIdjnlujroqdgauq93oo7cfa">
+            <w:hyperlink w:history="1" r:id="rIdaizez0mkjnnmtfmkwgyny">
               <w:r>
                 <w:rPr>
                   <w:rFonts w:ascii="Arial" w:cs="Arial" w:eastAsia="Arial" w:hAnsi="Arial"/>
@@ -6729,7 +6729,7 @@
             <w:pPr>
               <w:spacing w:after="20" w:before="0"/>
             </w:pPr>
-            <w:hyperlink w:history="1" r:id="rIdgwt70qlitxfcnled9vgew">
+            <w:hyperlink w:history="1" r:id="rId4dqywfvzg_tuoldtdpvuc">
               <w:r>
                 <w:rPr>
                   <w:rFonts w:ascii="Arial" w:cs="Arial" w:eastAsia="Arial" w:hAnsi="Arial"/>
@@ -6762,7 +6762,7 @@
               <w:spacing w:after="10" w:before="0"/>
               <w:ind w:left="120"/>
             </w:pPr>
-            <w:hyperlink w:history="1" r:id="rIdckld50mka8xketxzyu21w">
+            <w:hyperlink w:history="1" r:id="rId_pldrx0qqcqhd2d_rosiq">
               <w:r>
                 <w:rPr>
                   <w:rFonts w:ascii="Arial" w:cs="Arial" w:eastAsia="Arial" w:hAnsi="Arial"/>
@@ -6807,7 +6807,7 @@
             <w:pPr>
               <w:spacing w:after="20" w:before="0"/>
             </w:pPr>
-            <w:hyperlink w:history="1" r:id="rIdbqp1h2awyaeeyra-tifph">
+            <w:hyperlink w:history="1" r:id="rIda2fkqxf-0lloyjgoofseh">
               <w:r>
                 <w:rPr>
                   <w:rFonts w:ascii="Arial" w:cs="Arial" w:eastAsia="Arial" w:hAnsi="Arial"/>
@@ -6840,7 +6840,7 @@
               <w:spacing w:after="10" w:before="0"/>
               <w:ind w:left="120"/>
             </w:pPr>
-            <w:hyperlink w:history="1" r:id="rIdy2otja599v1bcfbhvjpwa">
+            <w:hyperlink w:history="1" r:id="rIdn-xvphwuxbmjt7hhoxenw">
               <w:r>
                 <w:rPr>
                   <w:rFonts w:ascii="Arial" w:cs="Arial" w:eastAsia="Arial" w:hAnsi="Arial"/>
@@ -7040,7 +7040,7 @@
             <w:pPr>
               <w:spacing w:after="20" w:before="0"/>
             </w:pPr>
-            <w:hyperlink w:history="1" r:id="rIdmf6w1d9kiob1dxmmprgeh">
+            <w:hyperlink w:history="1" r:id="rIdpzpfjpdtsyn0_hcgvzdo0">
               <w:r>
                 <w:rPr>
                   <w:rFonts w:ascii="Arial" w:cs="Arial" w:eastAsia="Arial" w:hAnsi="Arial"/>
@@ -7073,7 +7073,7 @@
               <w:spacing w:after="10" w:before="0"/>
               <w:ind w:left="120"/>
             </w:pPr>
-            <w:hyperlink w:history="1" r:id="rIdclzl-fhjnabbgblueh7k0">
+            <w:hyperlink w:history="1" r:id="rIdfzlrycwccbc5cyurzylvl">
               <w:r>
                 <w:rPr>
                   <w:rFonts w:ascii="Arial" w:cs="Arial" w:eastAsia="Arial" w:hAnsi="Arial"/>
@@ -7118,7 +7118,7 @@
             <w:pPr>
               <w:spacing w:after="20" w:before="0"/>
             </w:pPr>
-            <w:hyperlink w:history="1" r:id="rIdhkn-bvn9witgfooayzten">
+            <w:hyperlink w:history="1" r:id="rIdwrbdifnup6kajl2de_e0x">
               <w:r>
                 <w:rPr>
                   <w:rFonts w:ascii="Arial" w:cs="Arial" w:eastAsia="Arial" w:hAnsi="Arial"/>
@@ -7151,7 +7151,7 @@
               <w:spacing w:after="10" w:before="0"/>
               <w:ind w:left="120"/>
             </w:pPr>
-            <w:hyperlink w:history="1" r:id="rIdxpk0demqk2m0sgn9fjlla">
+            <w:hyperlink w:history="1" r:id="rIdatap6oiw-3xpd5lqkxmwi">
               <w:r>
                 <w:rPr>
                   <w:rFonts w:ascii="Arial" w:cs="Arial" w:eastAsia="Arial" w:hAnsi="Arial"/>
@@ -7351,7 +7351,7 @@
             <w:pPr>
               <w:spacing w:after="20" w:before="0"/>
             </w:pPr>
-            <w:hyperlink w:history="1" r:id="rIda3hwgncbyrxree6j2dp5s">
+            <w:hyperlink w:history="1" r:id="rIdwk9wmi93btaa9hjqbipwa">
               <w:r>
                 <w:rPr>
                   <w:rFonts w:ascii="Arial" w:cs="Arial" w:eastAsia="Arial" w:hAnsi="Arial"/>
@@ -7384,7 +7384,7 @@
               <w:spacing w:after="10" w:before="0"/>
               <w:ind w:left="120"/>
             </w:pPr>
-            <w:hyperlink w:history="1" r:id="rIdzfwii3ltqpgrfioxvdkwf">
+            <w:hyperlink w:history="1" r:id="rIdk64tlsa1gh122irpuiw2e">
               <w:r>
                 <w:rPr>
                   <w:rFonts w:ascii="Arial" w:cs="Arial" w:eastAsia="Arial" w:hAnsi="Arial"/>
@@ -7429,7 +7429,7 @@
             <w:pPr>
               <w:spacing w:after="20" w:before="0"/>
             </w:pPr>
-            <w:hyperlink w:history="1" r:id="rIdriqxs3dcsgadvblvi2tlk">
+            <w:hyperlink w:history="1" r:id="rIdp0yjbzgyhq9fpcijyogps">
               <w:r>
                 <w:rPr>
                   <w:rFonts w:ascii="Arial" w:cs="Arial" w:eastAsia="Arial" w:hAnsi="Arial"/>
@@ -7462,7 +7462,7 @@
               <w:spacing w:after="10" w:before="0"/>
               <w:ind w:left="120"/>
             </w:pPr>
-            <w:hyperlink w:history="1" r:id="rIdmub245_eziv87wq-sl-ce">
+            <w:hyperlink w:history="1" r:id="rIdlnqutjr3eiubf05jnmt2c">
               <w:r>
                 <w:rPr>
                   <w:rFonts w:ascii="Arial" w:cs="Arial" w:eastAsia="Arial" w:hAnsi="Arial"/>
@@ -7662,7 +7662,7 @@
             <w:pPr>
               <w:spacing w:after="20" w:before="0"/>
             </w:pPr>
-            <w:hyperlink w:history="1" r:id="rId_j80alk3_ovuxjy8cf2r-">
+            <w:hyperlink w:history="1" r:id="rIdsehcldw-pxcp2pnht8x2u">
               <w:r>
                 <w:rPr>
                   <w:rFonts w:ascii="Arial" w:cs="Arial" w:eastAsia="Arial" w:hAnsi="Arial"/>
@@ -7695,7 +7695,7 @@
               <w:spacing w:after="10" w:before="0"/>
               <w:ind w:left="120"/>
             </w:pPr>
-            <w:hyperlink w:history="1" r:id="rId1kdaxdql0ipov-xn9b7mt">
+            <w:hyperlink w:history="1" r:id="rIdyuhrdy2jkydu6kj8exa1s">
               <w:r>
                 <w:rPr>
                   <w:rFonts w:ascii="Arial" w:cs="Arial" w:eastAsia="Arial" w:hAnsi="Arial"/>
@@ -7740,7 +7740,7 @@
             <w:pPr>
               <w:spacing w:after="20" w:before="0"/>
             </w:pPr>
-            <w:hyperlink w:history="1" r:id="rIdlv60qhlyreykfh84aiaj5">
+            <w:hyperlink w:history="1" r:id="rIdp8rv6jxgo199iu0-r-kqj">
               <w:r>
                 <w:rPr>
                   <w:rFonts w:ascii="Arial" w:cs="Arial" w:eastAsia="Arial" w:hAnsi="Arial"/>
@@ -7789,7 +7789,7 @@
               <w:spacing w:after="10" w:before="0"/>
               <w:ind w:left="120"/>
             </w:pPr>
-            <w:hyperlink w:history="1" r:id="rIdgvvse9xkstisy3cnaiweu">
+            <w:hyperlink w:history="1" r:id="rIdlih53s-xj6tqsaxjmeaqg">
               <w:r>
                 <w:rPr>
                   <w:rFonts w:ascii="Arial" w:cs="Arial" w:eastAsia="Arial" w:hAnsi="Arial"/>
@@ -8314,7 +8314,7 @@
         </w:rPr>
         <w:t xml:space="preserve">© 2026 SeaVuria and ARES. Aligned with KICD objectives. Developed by SeaVuria; technical implementation by ARES (with AI assistance from Claude). Licensed under </w:t>
       </w:r>
-      <w:hyperlink w:history="1" r:id="rIdyv3gqhwguacxgbstnc5t5">
+      <w:hyperlink w:history="1" r:id="rIdkotyebaqqa3kwwl1wsub1">
         <w:r>
           <w:rPr>
             <w:rFonts w:ascii="Arial" w:cs="Arial" w:eastAsia="Arial" w:hAnsi="Arial"/>
@@ -8335,7 +8335,7 @@
         </w:rPr>
         <w:t xml:space="preserve"> (</w:t>
       </w:r>
-      <w:hyperlink w:history="1" r:id="rIdaj85e2rl5_ee0eywfi-xs">
+      <w:hyperlink w:history="1" r:id="rIdw9udg2r8u14v4ke2ev1q9">
         <w:r>
           <w:rPr>
             <w:rFonts w:ascii="Arial" w:cs="Arial" w:eastAsia="Arial" w:hAnsi="Arial"/>
@@ -9375,7 +9375,7 @@
             <w:pPr>
               <w:spacing w:after="20" w:before="0"/>
             </w:pPr>
-            <w:hyperlink w:history="1" r:id="rIdzj3w6j5cyiuor-tvlwmhx">
+            <w:hyperlink w:history="1" r:id="rId1yaocglgz8x83-kmylqsc">
               <w:r>
                 <w:rPr>
                   <w:rFonts w:ascii="Arial" w:cs="Arial" w:eastAsia="Arial" w:hAnsi="Arial"/>
@@ -9408,7 +9408,7 @@
               <w:spacing w:after="10" w:before="0"/>
               <w:ind w:left="120"/>
             </w:pPr>
-            <w:hyperlink w:history="1" r:id="rIdueq0obwbcto8s0webvheb">
+            <w:hyperlink w:history="1" r:id="rId1fyclyfna3werw0edtvkq">
               <w:r>
                 <w:rPr>
                   <w:rFonts w:ascii="Arial" w:cs="Arial" w:eastAsia="Arial" w:hAnsi="Arial"/>
@@ -9453,7 +9453,7 @@
             <w:pPr>
               <w:spacing w:after="20" w:before="0"/>
             </w:pPr>
-            <w:hyperlink w:history="1" r:id="rIdbljmp7-vff41ayto684ou">
+            <w:hyperlink w:history="1" r:id="rId-tmhd124tlc3zpapmjahy">
               <w:r>
                 <w:rPr>
                   <w:rFonts w:ascii="Arial" w:cs="Arial" w:eastAsia="Arial" w:hAnsi="Arial"/>
@@ -9502,7 +9502,7 @@
               <w:spacing w:after="10" w:before="0"/>
               <w:ind w:left="120"/>
             </w:pPr>
-            <w:hyperlink w:history="1" r:id="rIdin1lqhvm1ean03mvihkdz">
+            <w:hyperlink w:history="1" r:id="rIdax8os6iafoql7chlynzj3">
               <w:r>
                 <w:rPr>
                   <w:rFonts w:ascii="Arial" w:cs="Arial" w:eastAsia="Arial" w:hAnsi="Arial"/>
@@ -9702,7 +9702,7 @@
             <w:pPr>
               <w:spacing w:after="20" w:before="0"/>
             </w:pPr>
-            <w:hyperlink w:history="1" r:id="rId1-n3bcji0y1r_0xsvjkd5">
+            <w:hyperlink w:history="1" r:id="rIdqszbcy7v-rtnutj207j2a">
               <w:r>
                 <w:rPr>
                   <w:rFonts w:ascii="Arial" w:cs="Arial" w:eastAsia="Arial" w:hAnsi="Arial"/>
@@ -9735,7 +9735,7 @@
               <w:spacing w:after="10" w:before="0"/>
               <w:ind w:left="120"/>
             </w:pPr>
-            <w:hyperlink w:history="1" r:id="rIdeyrywmopszku4adgbodl1">
+            <w:hyperlink w:history="1" r:id="rIdvujlo3ipw33fskx6ixuiq">
               <w:r>
                 <w:rPr>
                   <w:rFonts w:ascii="Arial" w:cs="Arial" w:eastAsia="Arial" w:hAnsi="Arial"/>
@@ -9780,7 +9780,7 @@
             <w:pPr>
               <w:spacing w:after="20" w:before="0"/>
             </w:pPr>
-            <w:hyperlink w:history="1" r:id="rIdq8qtgzuu8hr_80ajuobfp">
+            <w:hyperlink w:history="1" r:id="rIdyx7ihszhe-annsxkvpc1g">
               <w:r>
                 <w:rPr>
                   <w:rFonts w:ascii="Arial" w:cs="Arial" w:eastAsia="Arial" w:hAnsi="Arial"/>
@@ -9829,7 +9829,7 @@
               <w:spacing w:after="10" w:before="0"/>
               <w:ind w:left="120"/>
             </w:pPr>
-            <w:hyperlink w:history="1" r:id="rIdesyyf_oagx8e23tiwnwnx">
+            <w:hyperlink w:history="1" r:id="rIdmkfz2obqvf7gcuo46sor0">
               <w:r>
                 <w:rPr>
                   <w:rFonts w:ascii="Arial" w:cs="Arial" w:eastAsia="Arial" w:hAnsi="Arial"/>
@@ -10029,7 +10029,7 @@
             <w:pPr>
               <w:spacing w:after="20" w:before="0"/>
             </w:pPr>
-            <w:hyperlink w:history="1" r:id="rIdbpl0aszexsjbkrots-ydb">
+            <w:hyperlink w:history="1" r:id="rIdwztzf4q-1hjz01xlghc3c">
               <w:r>
                 <w:rPr>
                   <w:rFonts w:ascii="Arial" w:cs="Arial" w:eastAsia="Arial" w:hAnsi="Arial"/>
@@ -10062,7 +10062,7 @@
               <w:spacing w:after="10" w:before="0"/>
               <w:ind w:left="120"/>
             </w:pPr>
-            <w:hyperlink w:history="1" r:id="rIdxciir-xs1llsym_9bncyz">
+            <w:hyperlink w:history="1" r:id="rIdxqiguthp5og0orls8vnhf">
               <w:r>
                 <w:rPr>
                   <w:rFonts w:ascii="Arial" w:cs="Arial" w:eastAsia="Arial" w:hAnsi="Arial"/>
@@ -10107,7 +10107,7 @@
             <w:pPr>
               <w:spacing w:after="20" w:before="0"/>
             </w:pPr>
-            <w:hyperlink w:history="1" r:id="rIdro25tzln5yx7pwidwwqju">
+            <w:hyperlink w:history="1" r:id="rIduimcqzjexsbr21uv-itf8">
               <w:r>
                 <w:rPr>
                   <w:rFonts w:ascii="Arial" w:cs="Arial" w:eastAsia="Arial" w:hAnsi="Arial"/>
@@ -10156,7 +10156,7 @@
               <w:spacing w:after="10" w:before="0"/>
               <w:ind w:left="120"/>
             </w:pPr>
-            <w:hyperlink w:history="1" r:id="rIdhstxv6xyisllbclscr9ty">
+            <w:hyperlink w:history="1" r:id="rIdhjituglhevk3g4z1jr9do">
               <w:r>
                 <w:rPr>
                   <w:rFonts w:ascii="Arial" w:cs="Arial" w:eastAsia="Arial" w:hAnsi="Arial"/>
@@ -10356,7 +10356,7 @@
             <w:pPr>
               <w:spacing w:after="20" w:before="0"/>
             </w:pPr>
-            <w:hyperlink w:history="1" r:id="rIdh6enqa06enhvhzv65v9lb">
+            <w:hyperlink w:history="1" r:id="rIdyo3rxe65opnktwxi2onmu">
               <w:r>
                 <w:rPr>
                   <w:rFonts w:ascii="Arial" w:cs="Arial" w:eastAsia="Arial" w:hAnsi="Arial"/>
@@ -10389,7 +10389,7 @@
               <w:spacing w:after="10" w:before="0"/>
               <w:ind w:left="120"/>
             </w:pPr>
-            <w:hyperlink w:history="1" r:id="rIdpdu7srtdwsgzpa8zjc2a7">
+            <w:hyperlink w:history="1" r:id="rIdkj1uuiaj4c-qt1fa-budp">
               <w:r>
                 <w:rPr>
                   <w:rFonts w:ascii="Arial" w:cs="Arial" w:eastAsia="Arial" w:hAnsi="Arial"/>
@@ -10434,7 +10434,7 @@
             <w:pPr>
               <w:spacing w:after="20" w:before="0"/>
             </w:pPr>
-            <w:hyperlink w:history="1" r:id="rIdoudjqbxtolii6ws1z5sgx">
+            <w:hyperlink w:history="1" r:id="rIdbpr1ihjsegwom_wotntrv">
               <w:r>
                 <w:rPr>
                   <w:rFonts w:ascii="Arial" w:cs="Arial" w:eastAsia="Arial" w:hAnsi="Arial"/>
@@ -10483,7 +10483,7 @@
               <w:spacing w:after="10" w:before="0"/>
               <w:ind w:left="120"/>
             </w:pPr>
-            <w:hyperlink w:history="1" r:id="rIdnltqawuezsdwf4fz9g36j">
+            <w:hyperlink w:history="1" r:id="rIdeoqfddw-sj8lrt0kcnmlg">
               <w:r>
                 <w:rPr>
                   <w:rFonts w:ascii="Arial" w:cs="Arial" w:eastAsia="Arial" w:hAnsi="Arial"/>
@@ -10683,7 +10683,7 @@
             <w:pPr>
               <w:spacing w:after="20" w:before="0"/>
             </w:pPr>
-            <w:hyperlink w:history="1" r:id="rId-fp1_aa4tnxzpz2xw6pd1">
+            <w:hyperlink w:history="1" r:id="rIdjpcsmhgjqasricznc5vix">
               <w:r>
                 <w:rPr>
                   <w:rFonts w:ascii="Arial" w:cs="Arial" w:eastAsia="Arial" w:hAnsi="Arial"/>
@@ -10732,7 +10732,7 @@
               <w:spacing w:after="10" w:before="0"/>
               <w:ind w:left="120"/>
             </w:pPr>
-            <w:hyperlink w:history="1" r:id="rIdlki8sdizm1_6koe3aihn0">
+            <w:hyperlink w:history="1" r:id="rIdh1hfofuvnfvqaxsvd-ozr">
               <w:r>
                 <w:rPr>
                   <w:rFonts w:ascii="Arial" w:cs="Arial" w:eastAsia="Arial" w:hAnsi="Arial"/>
@@ -10777,7 +10777,7 @@
             <w:pPr>
               <w:spacing w:after="20" w:before="0"/>
             </w:pPr>
-            <w:hyperlink w:history="1" r:id="rIdxqq5impsxnjf-zqyoievj">
+            <w:hyperlink w:history="1" r:id="rId-o_hct63nue05xjhp-hmn">
               <w:r>
                 <w:rPr>
                   <w:rFonts w:ascii="Arial" w:cs="Arial" w:eastAsia="Arial" w:hAnsi="Arial"/>
@@ -10826,7 +10826,7 @@
               <w:spacing w:after="10" w:before="0"/>
               <w:ind w:left="120"/>
             </w:pPr>
-            <w:hyperlink w:history="1" r:id="rIdmalwn47-jsovjleo32n-d">
+            <w:hyperlink w:history="1" r:id="rIdi2e46uyx_rgpxcz0zkwn7">
               <w:r>
                 <w:rPr>
                   <w:rFonts w:ascii="Arial" w:cs="Arial" w:eastAsia="Arial" w:hAnsi="Arial"/>
@@ -11351,7 +11351,7 @@
         </w:rPr>
         <w:t xml:space="preserve">© 2026 SeaVuria and ARES. Aligned with KICD objectives. Developed by SeaVuria; technical implementation by ARES (with AI assistance from Claude). Licensed under </w:t>
       </w:r>
-      <w:hyperlink w:history="1" r:id="rIdqnbm487yktfawxa4kcg9h">
+      <w:hyperlink w:history="1" r:id="rIdwzelsj7rroiy0jr2az7f6">
         <w:r>
           <w:rPr>
             <w:rFonts w:ascii="Arial" w:cs="Arial" w:eastAsia="Arial" w:hAnsi="Arial"/>
@@ -11372,7 +11372,7 @@
         </w:rPr>
         <w:t xml:space="preserve"> (</w:t>
       </w:r>
-      <w:hyperlink w:history="1" r:id="rId1ldsp6x1ht4nymza2r50e">
+      <w:hyperlink w:history="1" r:id="rIdhqufbfwxdfk3mmqe13p5-">
         <w:r>
           <w:rPr>
             <w:rFonts w:ascii="Arial" w:cs="Arial" w:eastAsia="Arial" w:hAnsi="Arial"/>
@@ -12412,7 +12412,7 @@
             <w:pPr>
               <w:spacing w:after="20" w:before="0"/>
             </w:pPr>
-            <w:hyperlink w:history="1" r:id="rIdl3rexeivhr9xxjmss1dxs">
+            <w:hyperlink w:history="1" r:id="rIdspgswzsrombhlldwxhrw0">
               <w:r>
                 <w:rPr>
                   <w:rFonts w:ascii="Arial" w:cs="Arial" w:eastAsia="Arial" w:hAnsi="Arial"/>
@@ -12445,7 +12445,7 @@
               <w:spacing w:after="10" w:before="0"/>
               <w:ind w:left="120"/>
             </w:pPr>
-            <w:hyperlink w:history="1" r:id="rIdlxd4eocoe_e27lep4t603">
+            <w:hyperlink w:history="1" r:id="rIdggcftblinrxcm6sifszdp">
               <w:r>
                 <w:rPr>
                   <w:rFonts w:ascii="Arial" w:cs="Arial" w:eastAsia="Arial" w:hAnsi="Arial"/>
@@ -12490,7 +12490,7 @@
             <w:pPr>
               <w:spacing w:after="20" w:before="0"/>
             </w:pPr>
-            <w:hyperlink w:history="1" r:id="rId8qzbc7alkral3kotuix7t">
+            <w:hyperlink w:history="1" r:id="rIdaxzokb-mb0tqhjsqja1uq">
               <w:r>
                 <w:rPr>
                   <w:rFonts w:ascii="Arial" w:cs="Arial" w:eastAsia="Arial" w:hAnsi="Arial"/>
@@ -12523,7 +12523,7 @@
               <w:spacing w:after="10" w:before="0"/>
               <w:ind w:left="120"/>
             </w:pPr>
-            <w:hyperlink w:history="1" r:id="rIdcjq6umrm6pnohdxvkl0ro">
+            <w:hyperlink w:history="1" r:id="rId_qd2k4rxdx9j1z4ztgapw">
               <w:r>
                 <w:rPr>
                   <w:rFonts w:ascii="Arial" w:cs="Arial" w:eastAsia="Arial" w:hAnsi="Arial"/>
@@ -12723,7 +12723,7 @@
             <w:pPr>
               <w:spacing w:after="20" w:before="0"/>
             </w:pPr>
-            <w:hyperlink w:history="1" r:id="rIdot3o265hsje0ubko2ssfb">
+            <w:hyperlink w:history="1" r:id="rIdwazrdaafyf6ngtmje4geq">
               <w:r>
                 <w:rPr>
                   <w:rFonts w:ascii="Arial" w:cs="Arial" w:eastAsia="Arial" w:hAnsi="Arial"/>
@@ -12756,7 +12756,7 @@
               <w:spacing w:after="10" w:before="0"/>
               <w:ind w:left="120"/>
             </w:pPr>
-            <w:hyperlink w:history="1" r:id="rIdzktbv3ojazhhqwefhz8fy">
+            <w:hyperlink w:history="1" r:id="rIddjyewuxyfutr3nodqkkvu">
               <w:r>
                 <w:rPr>
                   <w:rFonts w:ascii="Arial" w:cs="Arial" w:eastAsia="Arial" w:hAnsi="Arial"/>
@@ -12801,7 +12801,7 @@
             <w:pPr>
               <w:spacing w:after="20" w:before="0"/>
             </w:pPr>
-            <w:hyperlink w:history="1" r:id="rId9l1ghxtgfah7dncderc9q">
+            <w:hyperlink w:history="1" r:id="rIdd2qfl2etl-p4r0hlsdqdd">
               <w:r>
                 <w:rPr>
                   <w:rFonts w:ascii="Arial" w:cs="Arial" w:eastAsia="Arial" w:hAnsi="Arial"/>
@@ -12834,7 +12834,7 @@
               <w:spacing w:after="10" w:before="0"/>
               <w:ind w:left="120"/>
             </w:pPr>
-            <w:hyperlink w:history="1" r:id="rIdnnflope6ax5dt_ab5gcoh">
+            <w:hyperlink w:history="1" r:id="rIdhsct-ra6xlajuto8iofvw">
               <w:r>
                 <w:rPr>
                   <w:rFonts w:ascii="Arial" w:cs="Arial" w:eastAsia="Arial" w:hAnsi="Arial"/>
@@ -13034,7 +13034,7 @@
             <w:pPr>
               <w:spacing w:after="20" w:before="0"/>
             </w:pPr>
-            <w:hyperlink w:history="1" r:id="rIdvx5kk72fxrz8i_hvgjxb7">
+            <w:hyperlink w:history="1" r:id="rIdkjh8lcbo4izlho28lo9af">
               <w:r>
                 <w:rPr>
                   <w:rFonts w:ascii="Arial" w:cs="Arial" w:eastAsia="Arial" w:hAnsi="Arial"/>
@@ -13083,7 +13083,7 @@
               <w:spacing w:after="10" w:before="0"/>
               <w:ind w:left="120"/>
             </w:pPr>
-            <w:hyperlink w:history="1" r:id="rIdopbqpotleq1typmpip06e">
+            <w:hyperlink w:history="1" r:id="rIdmzsikpskayvupju0ihyfh">
               <w:r>
                 <w:rPr>
                   <w:rFonts w:ascii="Arial" w:cs="Arial" w:eastAsia="Arial" w:hAnsi="Arial"/>
@@ -13128,7 +13128,7 @@
             <w:pPr>
               <w:spacing w:after="20" w:before="0"/>
             </w:pPr>
-            <w:hyperlink w:history="1" r:id="rIdhjtwkgex1f1k7tff97e74">
+            <w:hyperlink w:history="1" r:id="rIdf3f_wsccf1umimd9otaxn">
               <w:r>
                 <w:rPr>
                   <w:rFonts w:ascii="Arial" w:cs="Arial" w:eastAsia="Arial" w:hAnsi="Arial"/>
@@ -13161,7 +13161,7 @@
               <w:spacing w:after="10" w:before="0"/>
               <w:ind w:left="120"/>
             </w:pPr>
-            <w:hyperlink w:history="1" r:id="rIdzx8h6zm5jjg3hxcy14cda">
+            <w:hyperlink w:history="1" r:id="rId8yzfjbyfpxozqnrn3_hz4">
               <w:r>
                 <w:rPr>
                   <w:rFonts w:ascii="Arial" w:cs="Arial" w:eastAsia="Arial" w:hAnsi="Arial"/>
@@ -13361,7 +13361,7 @@
             <w:pPr>
               <w:spacing w:after="20" w:before="0"/>
             </w:pPr>
-            <w:hyperlink w:history="1" r:id="rId-ceybr39yvmzmordwinae">
+            <w:hyperlink w:history="1" r:id="rIdzhbac-bnbxjnwtqo2nryn">
               <w:r>
                 <w:rPr>
                   <w:rFonts w:ascii="Arial" w:cs="Arial" w:eastAsia="Arial" w:hAnsi="Arial"/>
@@ -13410,7 +13410,7 @@
               <w:spacing w:after="10" w:before="0"/>
               <w:ind w:left="120"/>
             </w:pPr>
-            <w:hyperlink w:history="1" r:id="rIdsdrcyqgnp2ct3vuvef9ik">
+            <w:hyperlink w:history="1" r:id="rIdz0serbpfwgbt9cszaripv">
               <w:r>
                 <w:rPr>
                   <w:rFonts w:ascii="Arial" w:cs="Arial" w:eastAsia="Arial" w:hAnsi="Arial"/>
@@ -13455,7 +13455,7 @@
             <w:pPr>
               <w:spacing w:after="20" w:before="0"/>
             </w:pPr>
-            <w:hyperlink w:history="1" r:id="rIdszzafzs1ovdm8f4ve_rjf">
+            <w:hyperlink w:history="1" r:id="rIdhti0oagt-61c5ikilbx8g">
               <w:r>
                 <w:rPr>
                   <w:rFonts w:ascii="Arial" w:cs="Arial" w:eastAsia="Arial" w:hAnsi="Arial"/>
@@ -13488,7 +13488,7 @@
               <w:spacing w:after="10" w:before="0"/>
               <w:ind w:left="120"/>
             </w:pPr>
-            <w:hyperlink w:history="1" r:id="rIdfv1x-buv5zqoaexayxa3a">
+            <w:hyperlink w:history="1" r:id="rIdlpha7dyb8yoiqojwayf9v">
               <w:r>
                 <w:rPr>
                   <w:rFonts w:ascii="Arial" w:cs="Arial" w:eastAsia="Arial" w:hAnsi="Arial"/>
@@ -13688,7 +13688,7 @@
             <w:pPr>
               <w:spacing w:after="20" w:before="0"/>
             </w:pPr>
-            <w:hyperlink w:history="1" r:id="rIdypzcqd-o_pbtgha_dqojl">
+            <w:hyperlink w:history="1" r:id="rIdzteljijh_zj3ezoiuyxdi">
               <w:r>
                 <w:rPr>
                   <w:rFonts w:ascii="Arial" w:cs="Arial" w:eastAsia="Arial" w:hAnsi="Arial"/>
@@ -13737,7 +13737,7 @@
               <w:spacing w:after="10" w:before="0"/>
               <w:ind w:left="120"/>
             </w:pPr>
-            <w:hyperlink w:history="1" r:id="rIdkowlka0uxbuy28feywnzd">
+            <w:hyperlink w:history="1" r:id="rId8h6peupunjz_v2hopyyay">
               <w:r>
                 <w:rPr>
                   <w:rFonts w:ascii="Arial" w:cs="Arial" w:eastAsia="Arial" w:hAnsi="Arial"/>
@@ -13782,7 +13782,7 @@
             <w:pPr>
               <w:spacing w:after="20" w:before="0"/>
             </w:pPr>
-            <w:hyperlink w:history="1" r:id="rIdeaddwiz70ol4qc7ykmlce">
+            <w:hyperlink w:history="1" r:id="rIdcmbampg5r6ysg_dy2syii">
               <w:r>
                 <w:rPr>
                   <w:rFonts w:ascii="Arial" w:cs="Arial" w:eastAsia="Arial" w:hAnsi="Arial"/>
@@ -13815,7 +13815,7 @@
               <w:spacing w:after="10" w:before="0"/>
               <w:ind w:left="120"/>
             </w:pPr>
-            <w:hyperlink w:history="1" r:id="rIdlims_tifcpmhmyc8sgne1">
+            <w:hyperlink w:history="1" r:id="rIdmb6r-ux9ka9w87c6c6hdj">
               <w:r>
                 <w:rPr>
                   <w:rFonts w:ascii="Arial" w:cs="Arial" w:eastAsia="Arial" w:hAnsi="Arial"/>
@@ -14340,7 +14340,7 @@
         </w:rPr>
         <w:t xml:space="preserve">© 2026 SeaVuria and ARES. Aligned with KICD objectives. Developed by SeaVuria; technical implementation by ARES (with AI assistance from Claude). Licensed under </w:t>
       </w:r>
-      <w:hyperlink w:history="1" r:id="rIdlcojrn_6tswe9t42uyrct">
+      <w:hyperlink w:history="1" r:id="rIdkc9v2uz5pdqxqo9ygzba8">
         <w:r>
           <w:rPr>
             <w:rFonts w:ascii="Arial" w:cs="Arial" w:eastAsia="Arial" w:hAnsi="Arial"/>
@@ -14361,7 +14361,7 @@
         </w:rPr>
         <w:t xml:space="preserve"> (</w:t>
       </w:r>
-      <w:hyperlink w:history="1" r:id="rIdgi9myz7i8wx5ww15awj0c">
+      <w:hyperlink w:history="1" r:id="rId0gyqvfwqj9si6mpr68bca">
         <w:r>
           <w:rPr>
             <w:rFonts w:ascii="Arial" w:cs="Arial" w:eastAsia="Arial" w:hAnsi="Arial"/>
@@ -15401,7 +15401,7 @@
             <w:pPr>
               <w:spacing w:after="20" w:before="0"/>
             </w:pPr>
-            <w:hyperlink w:history="1" r:id="rIdo-ulpf-g2omgdvg_f9zx6">
+            <w:hyperlink w:history="1" r:id="rIdpapwfeh1og98bbbkqpp1p">
               <w:r>
                 <w:rPr>
                   <w:rFonts w:ascii="Arial" w:cs="Arial" w:eastAsia="Arial" w:hAnsi="Arial"/>
@@ -15434,7 +15434,7 @@
               <w:spacing w:after="10" w:before="0"/>
               <w:ind w:left="120"/>
             </w:pPr>
-            <w:hyperlink w:history="1" r:id="rIdvt7jdxdtoo-eiyapvinyh">
+            <w:hyperlink w:history="1" r:id="rIdq7d8lkiw_sbdhgh9smee8">
               <w:r>
                 <w:rPr>
                   <w:rFonts w:ascii="Arial" w:cs="Arial" w:eastAsia="Arial" w:hAnsi="Arial"/>
@@ -15479,7 +15479,7 @@
             <w:pPr>
               <w:spacing w:after="20" w:before="0"/>
             </w:pPr>
-            <w:hyperlink w:history="1" r:id="rIdbik2jtffr7uaaugm37x1v">
+            <w:hyperlink w:history="1" r:id="rIdr-ogzpsjarkvpmu-ooefy">
               <w:r>
                 <w:rPr>
                   <w:rFonts w:ascii="Arial" w:cs="Arial" w:eastAsia="Arial" w:hAnsi="Arial"/>
@@ -15512,7 +15512,7 @@
               <w:spacing w:after="10" w:before="0"/>
               <w:ind w:left="120"/>
             </w:pPr>
-            <w:hyperlink w:history="1" r:id="rIdukbmohkfjm3vocgq6_msu">
+            <w:hyperlink w:history="1" r:id="rIdnw6dk3wxlwdwahzvt11nf">
               <w:r>
                 <w:rPr>
                   <w:rFonts w:ascii="Arial" w:cs="Arial" w:eastAsia="Arial" w:hAnsi="Arial"/>
@@ -15712,7 +15712,7 @@
             <w:pPr>
               <w:spacing w:after="20" w:before="0"/>
             </w:pPr>
-            <w:hyperlink w:history="1" r:id="rIdykcd8tydbdacuuv5iwxav">
+            <w:hyperlink w:history="1" r:id="rIdabymkb28lkpgkje120h66">
               <w:r>
                 <w:rPr>
                   <w:rFonts w:ascii="Arial" w:cs="Arial" w:eastAsia="Arial" w:hAnsi="Arial"/>
@@ -15745,7 +15745,7 @@
               <w:spacing w:after="10" w:before="0"/>
               <w:ind w:left="120"/>
             </w:pPr>
-            <w:hyperlink w:history="1" r:id="rIdder6veqct1mblnrvdypmp">
+            <w:hyperlink w:history="1" r:id="rIdzkml9fbnpqqlhsadtedfb">
               <w:r>
                 <w:rPr>
                   <w:rFonts w:ascii="Arial" w:cs="Arial" w:eastAsia="Arial" w:hAnsi="Arial"/>
@@ -15790,7 +15790,7 @@
             <w:pPr>
               <w:spacing w:after="20" w:before="0"/>
             </w:pPr>
-            <w:hyperlink w:history="1" r:id="rId-4bzdpq4cf47nas_ti8su">
+            <w:hyperlink w:history="1" r:id="rIdtogj1hyky1mv_xdz0soiu">
               <w:r>
                 <w:rPr>
                   <w:rFonts w:ascii="Arial" w:cs="Arial" w:eastAsia="Arial" w:hAnsi="Arial"/>
@@ -15823,7 +15823,7 @@
               <w:spacing w:after="10" w:before="0"/>
               <w:ind w:left="120"/>
             </w:pPr>
-            <w:hyperlink w:history="1" r:id="rId2xwermnp6ywa5irfsj16b">
+            <w:hyperlink w:history="1" r:id="rId2dm_splk4zwaueies_kbf">
               <w:r>
                 <w:rPr>
                   <w:rFonts w:ascii="Arial" w:cs="Arial" w:eastAsia="Arial" w:hAnsi="Arial"/>
@@ -16023,7 +16023,7 @@
             <w:pPr>
               <w:spacing w:after="20" w:before="0"/>
             </w:pPr>
-            <w:hyperlink w:history="1" r:id="rIdcoaxgukiuzm1wy6hx-130">
+            <w:hyperlink w:history="1" r:id="rIdrlcs4w1_fuyu1lqx8io54">
               <w:r>
                 <w:rPr>
                   <w:rFonts w:ascii="Arial" w:cs="Arial" w:eastAsia="Arial" w:hAnsi="Arial"/>
@@ -16056,7 +16056,7 @@
               <w:spacing w:after="10" w:before="0"/>
               <w:ind w:left="120"/>
             </w:pPr>
-            <w:hyperlink w:history="1" r:id="rIdfez-yh9id9v8gnfq4tiur">
+            <w:hyperlink w:history="1" r:id="rIdtoq1e5wxo8_fghjhuefir">
               <w:r>
                 <w:rPr>
                   <w:rFonts w:ascii="Arial" w:cs="Arial" w:eastAsia="Arial" w:hAnsi="Arial"/>
@@ -16101,7 +16101,7 @@
             <w:pPr>
               <w:spacing w:after="20" w:before="0"/>
             </w:pPr>
-            <w:hyperlink w:history="1" r:id="rIderdvtpqcxswp1nczj7fhx">
+            <w:hyperlink w:history="1" r:id="rIdaoxbzcpuhb46blzhdku0h">
               <w:r>
                 <w:rPr>
                   <w:rFonts w:ascii="Arial" w:cs="Arial" w:eastAsia="Arial" w:hAnsi="Arial"/>
@@ -16150,7 +16150,7 @@
               <w:spacing w:after="10" w:before="0"/>
               <w:ind w:left="120"/>
             </w:pPr>
-            <w:hyperlink w:history="1" r:id="rIdewcvmpuk3wgvmp60svqmm">
+            <w:hyperlink w:history="1" r:id="rIdqrojnl2kdgyxq484qcjkw">
               <w:r>
                 <w:rPr>
                   <w:rFonts w:ascii="Arial" w:cs="Arial" w:eastAsia="Arial" w:hAnsi="Arial"/>
@@ -16350,7 +16350,7 @@
             <w:pPr>
               <w:spacing w:after="20" w:before="0"/>
             </w:pPr>
-            <w:hyperlink w:history="1" r:id="rId0nm02rhqsqa9o0uhoawpv">
+            <w:hyperlink w:history="1" r:id="rIdhzh88ii-25n4dcshpowot">
               <w:r>
                 <w:rPr>
                   <w:rFonts w:ascii="Arial" w:cs="Arial" w:eastAsia="Arial" w:hAnsi="Arial"/>
@@ -16383,7 +16383,7 @@
               <w:spacing w:after="10" w:before="0"/>
               <w:ind w:left="120"/>
             </w:pPr>
-            <w:hyperlink w:history="1" r:id="rId9fnh7ym7rlzd-2v-grzny">
+            <w:hyperlink w:history="1" r:id="rIdd_iuhrzcv6fk4zxaqc3wf">
               <w:r>
                 <w:rPr>
                   <w:rFonts w:ascii="Arial" w:cs="Arial" w:eastAsia="Arial" w:hAnsi="Arial"/>
@@ -16428,7 +16428,7 @@
             <w:pPr>
               <w:spacing w:after="20" w:before="0"/>
             </w:pPr>
-            <w:hyperlink w:history="1" r:id="rIdpw40zyz9yxiu8sni3wbws">
+            <w:hyperlink w:history="1" r:id="rId5g5yo6f3rqqmvgodmnoew">
               <w:r>
                 <w:rPr>
                   <w:rFonts w:ascii="Arial" w:cs="Arial" w:eastAsia="Arial" w:hAnsi="Arial"/>
@@ -16477,7 +16477,7 @@
               <w:spacing w:after="10" w:before="0"/>
               <w:ind w:left="120"/>
             </w:pPr>
-            <w:hyperlink w:history="1" r:id="rId40hgvyatf0_k59nf02l_k">
+            <w:hyperlink w:history="1" r:id="rId6fumwgodrshkyehpozla3">
               <w:r>
                 <w:rPr>
                   <w:rFonts w:ascii="Arial" w:cs="Arial" w:eastAsia="Arial" w:hAnsi="Arial"/>
@@ -16677,7 +16677,7 @@
             <w:pPr>
               <w:spacing w:after="20" w:before="0"/>
             </w:pPr>
-            <w:hyperlink w:history="1" r:id="rIdocvno3dccpja7d3fmhx29">
+            <w:hyperlink w:history="1" r:id="rIdvxvfxcobmwzh0kugq3-nt">
               <w:r>
                 <w:rPr>
                   <w:rFonts w:ascii="Arial" w:cs="Arial" w:eastAsia="Arial" w:hAnsi="Arial"/>
@@ -16726,7 +16726,7 @@
               <w:spacing w:after="10" w:before="0"/>
               <w:ind w:left="120"/>
             </w:pPr>
-            <w:hyperlink w:history="1" r:id="rIdbkfqbliaqevmzq0irjevl">
+            <w:hyperlink w:history="1" r:id="rIds-a-9zmourg5gdwdyzinq">
               <w:r>
                 <w:rPr>
                   <w:rFonts w:ascii="Arial" w:cs="Arial" w:eastAsia="Arial" w:hAnsi="Arial"/>
@@ -16771,7 +16771,7 @@
             <w:pPr>
               <w:spacing w:after="20" w:before="0"/>
             </w:pPr>
-            <w:hyperlink w:history="1" r:id="rIdvozdeehmdnzbjuskxleld">
+            <w:hyperlink w:history="1" r:id="rIdw7tdtrisumqkirb5rpcv0">
               <w:r>
                 <w:rPr>
                   <w:rFonts w:ascii="Arial" w:cs="Arial" w:eastAsia="Arial" w:hAnsi="Arial"/>
@@ -16820,7 +16820,7 @@
               <w:spacing w:after="10" w:before="0"/>
               <w:ind w:left="120"/>
             </w:pPr>
-            <w:hyperlink w:history="1" r:id="rIdhem8iqqgdiyut4ar1vqav">
+            <w:hyperlink w:history="1" r:id="rIdzrnkean-ual-zazsjnddc">
               <w:r>
                 <w:rPr>
                   <w:rFonts w:ascii="Arial" w:cs="Arial" w:eastAsia="Arial" w:hAnsi="Arial"/>
@@ -17345,7 +17345,7 @@
         </w:rPr>
         <w:t xml:space="preserve">© 2026 SeaVuria and ARES. Aligned with KICD objectives. Developed by SeaVuria; technical implementation by ARES (with AI assistance from Claude). Licensed under </w:t>
       </w:r>
-      <w:hyperlink w:history="1" r:id="rIdzuf-ihnpfhbew78kakeo9">
+      <w:hyperlink w:history="1" r:id="rId0zirr7eaiha0b1svmjprr">
         <w:r>
           <w:rPr>
             <w:rFonts w:ascii="Arial" w:cs="Arial" w:eastAsia="Arial" w:hAnsi="Arial"/>
@@ -17366,7 +17366,7 @@
         </w:rPr>
         <w:t xml:space="preserve"> (</w:t>
       </w:r>
-      <w:hyperlink w:history="1" r:id="rIdcxwl80j24l3zlmrt0ygad">
+      <w:hyperlink w:history="1" r:id="rIdqe9soegw1hzqrxwac2mhf">
         <w:r>
           <w:rPr>
             <w:rFonts w:ascii="Arial" w:cs="Arial" w:eastAsia="Arial" w:hAnsi="Arial"/>
@@ -18406,7 +18406,7 @@
             <w:pPr>
               <w:spacing w:after="20" w:before="0"/>
             </w:pPr>
-            <w:hyperlink w:history="1" r:id="rIdtkiourik3dk1livyh2pat">
+            <w:hyperlink w:history="1" r:id="rIdkbanpaq8kp4poir4ryuog">
               <w:r>
                 <w:rPr>
                   <w:rFonts w:ascii="Arial" w:cs="Arial" w:eastAsia="Arial" w:hAnsi="Arial"/>
@@ -18455,7 +18455,7 @@
               <w:spacing w:after="10" w:before="0"/>
               <w:ind w:left="120"/>
             </w:pPr>
-            <w:hyperlink w:history="1" r:id="rIdsaokvvno5l7zw2yypigf_">
+            <w:hyperlink w:history="1" r:id="rId9dfpzeoklyxgjsebes1wi">
               <w:r>
                 <w:rPr>
                   <w:rFonts w:ascii="Arial" w:cs="Arial" w:eastAsia="Arial" w:hAnsi="Arial"/>
@@ -18500,7 +18500,7 @@
             <w:pPr>
               <w:spacing w:after="20" w:before="0"/>
             </w:pPr>
-            <w:hyperlink w:history="1" r:id="rIdr8ljh9xi_wd5swdacy1eb">
+            <w:hyperlink w:history="1" r:id="rIdpe8ridieqryg8v-yuy8vw">
               <w:r>
                 <w:rPr>
                   <w:rFonts w:ascii="Arial" w:cs="Arial" w:eastAsia="Arial" w:hAnsi="Arial"/>
@@ -18549,7 +18549,7 @@
               <w:spacing w:after="10" w:before="0"/>
               <w:ind w:left="120"/>
             </w:pPr>
-            <w:hyperlink w:history="1" r:id="rIdahe17bn7zwf1tgfdk_a_y">
+            <w:hyperlink w:history="1" r:id="rId_ohnsjgnsyjn916tbt-wa">
               <w:r>
                 <w:rPr>
                   <w:rFonts w:ascii="Arial" w:cs="Arial" w:eastAsia="Arial" w:hAnsi="Arial"/>
@@ -18749,7 +18749,7 @@
             <w:pPr>
               <w:spacing w:after="20" w:before="0"/>
             </w:pPr>
-            <w:hyperlink w:history="1" r:id="rIdeqvq3qyy2n_li34kek5i6">
+            <w:hyperlink w:history="1" r:id="rIdwplfdrthtoe7ohwgtddxs">
               <w:r>
                 <w:rPr>
                   <w:rFonts w:ascii="Arial" w:cs="Arial" w:eastAsia="Arial" w:hAnsi="Arial"/>
@@ -18798,7 +18798,7 @@
               <w:spacing w:after="10" w:before="0"/>
               <w:ind w:left="120"/>
             </w:pPr>
-            <w:hyperlink w:history="1" r:id="rIdt-fo1xb5mmdpa3b_b-w3z">
+            <w:hyperlink w:history="1" r:id="rIdh98yeciatpa0xbni5cl73">
               <w:r>
                 <w:rPr>
                   <w:rFonts w:ascii="Arial" w:cs="Arial" w:eastAsia="Arial" w:hAnsi="Arial"/>
@@ -18843,7 +18843,7 @@
             <w:pPr>
               <w:spacing w:after="20" w:before="0"/>
             </w:pPr>
-            <w:hyperlink w:history="1" r:id="rIdhkvzoyrnlmnpao789ett9">
+            <w:hyperlink w:history="1" r:id="rIdqnemaoo7nef-nbbs4ingm">
               <w:r>
                 <w:rPr>
                   <w:rFonts w:ascii="Arial" w:cs="Arial" w:eastAsia="Arial" w:hAnsi="Arial"/>
@@ -18892,7 +18892,7 @@
               <w:spacing w:after="10" w:before="0"/>
               <w:ind w:left="120"/>
             </w:pPr>
-            <w:hyperlink w:history="1" r:id="rIdinb3z0cg4xxowyvndqpwn">
+            <w:hyperlink w:history="1" r:id="rId168edytfbraociy9g7upu">
               <w:r>
                 <w:rPr>
                   <w:rFonts w:ascii="Arial" w:cs="Arial" w:eastAsia="Arial" w:hAnsi="Arial"/>
@@ -19092,7 +19092,7 @@
             <w:pPr>
               <w:spacing w:after="20" w:before="0"/>
             </w:pPr>
-            <w:hyperlink w:history="1" r:id="rIdybehpa_kz-igipqrutftj">
+            <w:hyperlink w:history="1" r:id="rIdpn2k8s2hqxutbquzzrelt">
               <w:r>
                 <w:rPr>
                   <w:rFonts w:ascii="Arial" w:cs="Arial" w:eastAsia="Arial" w:hAnsi="Arial"/>
@@ -19141,7 +19141,7 @@
               <w:spacing w:after="10" w:before="0"/>
               <w:ind w:left="120"/>
             </w:pPr>
-            <w:hyperlink w:history="1" r:id="rIdlbxth_tg8qnki-eniakps">
+            <w:hyperlink w:history="1" r:id="rId0fyqvhjr6cnbt4cu-beea">
               <w:r>
                 <w:rPr>
                   <w:rFonts w:ascii="Arial" w:cs="Arial" w:eastAsia="Arial" w:hAnsi="Arial"/>
@@ -19186,7 +19186,7 @@
             <w:pPr>
               <w:spacing w:after="20" w:before="0"/>
             </w:pPr>
-            <w:hyperlink w:history="1" r:id="rIdybqtysreeekc52a1lu5ag">
+            <w:hyperlink w:history="1" r:id="rIdsx_en3wunyyschvp7qwt6">
               <w:r>
                 <w:rPr>
                   <w:rFonts w:ascii="Arial" w:cs="Arial" w:eastAsia="Arial" w:hAnsi="Arial"/>
@@ -19235,7 +19235,7 @@
               <w:spacing w:after="10" w:before="0"/>
               <w:ind w:left="120"/>
             </w:pPr>
-            <w:hyperlink w:history="1" r:id="rIdwq9ttu-jblt1zolc9iiok">
+            <w:hyperlink w:history="1" r:id="rIds46owenovqli-vuultul4">
               <w:r>
                 <w:rPr>
                   <w:rFonts w:ascii="Arial" w:cs="Arial" w:eastAsia="Arial" w:hAnsi="Arial"/>
@@ -19435,7 +19435,7 @@
             <w:pPr>
               <w:spacing w:after="20" w:before="0"/>
             </w:pPr>
-            <w:hyperlink w:history="1" r:id="rId4aipgxzpd0hf97kehjtdx">
+            <w:hyperlink w:history="1" r:id="rIdykvcjobtz68vsf2f7-qrx">
               <w:r>
                 <w:rPr>
                   <w:rFonts w:ascii="Arial" w:cs="Arial" w:eastAsia="Arial" w:hAnsi="Arial"/>
@@ -19484,7 +19484,7 @@
               <w:spacing w:after="10" w:before="0"/>
               <w:ind w:left="120"/>
             </w:pPr>
-            <w:hyperlink w:history="1" r:id="rId0zip-ucbd0u8sircgjagd">
+            <w:hyperlink w:history="1" r:id="rIdyer_uusfohjflwxphmrb9">
               <w:r>
                 <w:rPr>
                   <w:rFonts w:ascii="Arial" w:cs="Arial" w:eastAsia="Arial" w:hAnsi="Arial"/>
@@ -19529,7 +19529,7 @@
             <w:pPr>
               <w:spacing w:after="20" w:before="0"/>
             </w:pPr>
-            <w:hyperlink w:history="1" r:id="rIdjp0ipn1lw9pdfn-1xkvdc">
+            <w:hyperlink w:history="1" r:id="rIdbrl9lldqa3qqskopvzjxd">
               <w:r>
                 <w:rPr>
                   <w:rFonts w:ascii="Arial" w:cs="Arial" w:eastAsia="Arial" w:hAnsi="Arial"/>
@@ -19578,7 +19578,7 @@
               <w:spacing w:after="10" w:before="0"/>
               <w:ind w:left="120"/>
             </w:pPr>
-            <w:hyperlink w:history="1" r:id="rIdeffcidzyocha3knfzflhz">
+            <w:hyperlink w:history="1" r:id="rId87yjmlutqmc_fpmyhn-nk">
               <w:r>
                 <w:rPr>
                   <w:rFonts w:ascii="Arial" w:cs="Arial" w:eastAsia="Arial" w:hAnsi="Arial"/>
@@ -19778,7 +19778,7 @@
             <w:pPr>
               <w:spacing w:after="20" w:before="0"/>
             </w:pPr>
-            <w:hyperlink w:history="1" r:id="rIdwikyfesxkch6t0fevfg_i">
+            <w:hyperlink w:history="1" r:id="rId3bsuxzmpfqmeozcagvdmd">
               <w:r>
                 <w:rPr>
                   <w:rFonts w:ascii="Arial" w:cs="Arial" w:eastAsia="Arial" w:hAnsi="Arial"/>
@@ -19827,7 +19827,7 @@
               <w:spacing w:after="10" w:before="0"/>
               <w:ind w:left="120"/>
             </w:pPr>
-            <w:hyperlink w:history="1" r:id="rId97mb2hijf-driyjm6i7am">
+            <w:hyperlink w:history="1" r:id="rIdjbmy5gjbwu-j0i2cpzpqb">
               <w:r>
                 <w:rPr>
                   <w:rFonts w:ascii="Arial" w:cs="Arial" w:eastAsia="Arial" w:hAnsi="Arial"/>
@@ -19872,7 +19872,7 @@
             <w:pPr>
               <w:spacing w:after="20" w:before="0"/>
             </w:pPr>
-            <w:hyperlink w:history="1" r:id="rIdsuuz5ydivtvibil3gm8xm">
+            <w:hyperlink w:history="1" r:id="rIdusc9gk8hgocdmhjgpnllz">
               <w:r>
                 <w:rPr>
                   <w:rFonts w:ascii="Arial" w:cs="Arial" w:eastAsia="Arial" w:hAnsi="Arial"/>
@@ -19921,7 +19921,7 @@
               <w:spacing w:after="10" w:before="0"/>
               <w:ind w:left="120"/>
             </w:pPr>
-            <w:hyperlink w:history="1" r:id="rIdscsppko3uk-_tf2iig3em">
+            <w:hyperlink w:history="1" r:id="rIdpxkigc7qcy_r0ztphwg2j">
               <w:r>
                 <w:rPr>
                   <w:rFonts w:ascii="Arial" w:cs="Arial" w:eastAsia="Arial" w:hAnsi="Arial"/>
@@ -20446,7 +20446,7 @@
         </w:rPr>
         <w:t xml:space="preserve">© 2026 SeaVuria and ARES. Aligned with KICD objectives. Developed by SeaVuria; technical implementation by ARES (with AI assistance from Claude). Licensed under </w:t>
       </w:r>
-      <w:hyperlink w:history="1" r:id="rIdankkwvaca9csprukh56l6">
+      <w:hyperlink w:history="1" r:id="rIdk-x6okg-dr0t_zs3umamg">
         <w:r>
           <w:rPr>
             <w:rFonts w:ascii="Arial" w:cs="Arial" w:eastAsia="Arial" w:hAnsi="Arial"/>
@@ -20467,7 +20467,7 @@
         </w:rPr>
         <w:t xml:space="preserve"> (</w:t>
       </w:r>
-      <w:hyperlink w:history="1" r:id="rIdlqk8utue8c1ippi-7yqfi">
+      <w:hyperlink w:history="1" r:id="rId58wlogvn49yixenn2-pum">
         <w:r>
           <w:rPr>
             <w:rFonts w:ascii="Arial" w:cs="Arial" w:eastAsia="Arial" w:hAnsi="Arial"/>
@@ -21507,7 +21507,7 @@
             <w:pPr>
               <w:spacing w:after="20" w:before="0"/>
             </w:pPr>
-            <w:hyperlink w:history="1" r:id="rIdilcfaih231ckiambbzfoe">
+            <w:hyperlink w:history="1" r:id="rId9yowrjjkv5-ddxsd1nlq3">
               <w:r>
                 <w:rPr>
                   <w:rFonts w:ascii="Arial" w:cs="Arial" w:eastAsia="Arial" w:hAnsi="Arial"/>
@@ -21540,7 +21540,7 @@
               <w:spacing w:after="10" w:before="0"/>
               <w:ind w:left="120"/>
             </w:pPr>
-            <w:hyperlink w:history="1" r:id="rIdguabuson5pfh_q5gzqrpv">
+            <w:hyperlink w:history="1" r:id="rIdsrb76mr547n6wumpz67eq">
               <w:r>
                 <w:rPr>
                   <w:rFonts w:ascii="Arial" w:cs="Arial" w:eastAsia="Arial" w:hAnsi="Arial"/>
@@ -21585,7 +21585,7 @@
             <w:pPr>
               <w:spacing w:after="20" w:before="0"/>
             </w:pPr>
-            <w:hyperlink w:history="1" r:id="rIdnpjfjwtxk6hoxz8sfcz3s">
+            <w:hyperlink w:history="1" r:id="rId56epf7xgdltvsqapbs-ex">
               <w:r>
                 <w:rPr>
                   <w:rFonts w:ascii="Arial" w:cs="Arial" w:eastAsia="Arial" w:hAnsi="Arial"/>
@@ -21618,7 +21618,7 @@
               <w:spacing w:after="10" w:before="0"/>
               <w:ind w:left="120"/>
             </w:pPr>
-            <w:hyperlink w:history="1" r:id="rIdei4xamquz1plngjwa5mby">
+            <w:hyperlink w:history="1" r:id="rIdgfouaropc6tv93bq9gut1">
               <w:r>
                 <w:rPr>
                   <w:rFonts w:ascii="Arial" w:cs="Arial" w:eastAsia="Arial" w:hAnsi="Arial"/>
@@ -21818,7 +21818,7 @@
             <w:pPr>
               <w:spacing w:after="20" w:before="0"/>
             </w:pPr>
-            <w:hyperlink w:history="1" r:id="rIdq2yscye62nlrih8sow8r1">
+            <w:hyperlink w:history="1" r:id="rIdtm5fswjmdmoevl8tu-fh_">
               <w:r>
                 <w:rPr>
                   <w:rFonts w:ascii="Arial" w:cs="Arial" w:eastAsia="Arial" w:hAnsi="Arial"/>
@@ -21851,7 +21851,7 @@
               <w:spacing w:after="10" w:before="0"/>
               <w:ind w:left="120"/>
             </w:pPr>
-            <w:hyperlink w:history="1" r:id="rIdpce75sblg_xw0dwgsdwgu">
+            <w:hyperlink w:history="1" r:id="rId_q-hda1w_jxtiotchqcor">
               <w:r>
                 <w:rPr>
                   <w:rFonts w:ascii="Arial" w:cs="Arial" w:eastAsia="Arial" w:hAnsi="Arial"/>
@@ -21896,7 +21896,7 @@
             <w:pPr>
               <w:spacing w:after="20" w:before="0"/>
             </w:pPr>
-            <w:hyperlink w:history="1" r:id="rIdct-e2eydy4za7gaae5ekl">
+            <w:hyperlink w:history="1" r:id="rId7grteksmwq98hf6btjfud">
               <w:r>
                 <w:rPr>
                   <w:rFonts w:ascii="Arial" w:cs="Arial" w:eastAsia="Arial" w:hAnsi="Arial"/>
@@ -21929,7 +21929,7 @@
               <w:spacing w:after="10" w:before="0"/>
               <w:ind w:left="120"/>
             </w:pPr>
-            <w:hyperlink w:history="1" r:id="rIdynupydxo0nuvv02oyyrvw">
+            <w:hyperlink w:history="1" r:id="rIdqhdhev69_dtu6uycaynam">
               <w:r>
                 <w:rPr>
                   <w:rFonts w:ascii="Arial" w:cs="Arial" w:eastAsia="Arial" w:hAnsi="Arial"/>
@@ -22129,7 +22129,7 @@
             <w:pPr>
               <w:spacing w:after="20" w:before="0"/>
             </w:pPr>
-            <w:hyperlink w:history="1" r:id="rIdnpjn6ww-0vrhtuvmtvp5d">
+            <w:hyperlink w:history="1" r:id="rId-tonrqftc3cuoqbnnxo7k">
               <w:r>
                 <w:rPr>
                   <w:rFonts w:ascii="Arial" w:cs="Arial" w:eastAsia="Arial" w:hAnsi="Arial"/>
@@ -22162,7 +22162,7 @@
               <w:spacing w:after="10" w:before="0"/>
               <w:ind w:left="120"/>
             </w:pPr>
-            <w:hyperlink w:history="1" r:id="rIdweul330vwuzmy6lzpqbus">
+            <w:hyperlink w:history="1" r:id="rIdmr1m0bzqe4iszsqefhy7k">
               <w:r>
                 <w:rPr>
                   <w:rFonts w:ascii="Arial" w:cs="Arial" w:eastAsia="Arial" w:hAnsi="Arial"/>
@@ -22207,7 +22207,7 @@
             <w:pPr>
               <w:spacing w:after="20" w:before="0"/>
             </w:pPr>
-            <w:hyperlink w:history="1" r:id="rId6noxx73xwdwjifzicjjtq">
+            <w:hyperlink w:history="1" r:id="rId8v9y0lplrktei6dd4rfyj">
               <w:r>
                 <w:rPr>
                   <w:rFonts w:ascii="Arial" w:cs="Arial" w:eastAsia="Arial" w:hAnsi="Arial"/>
@@ -22240,7 +22240,7 @@
               <w:spacing w:after="10" w:before="0"/>
               <w:ind w:left="120"/>
             </w:pPr>
-            <w:hyperlink w:history="1" r:id="rId8jjuvkcpe8hkbs4rdt8op">
+            <w:hyperlink w:history="1" r:id="rIdpwo4pigfu-azwzqb9wbmu">
               <w:r>
                 <w:rPr>
                   <w:rFonts w:ascii="Arial" w:cs="Arial" w:eastAsia="Arial" w:hAnsi="Arial"/>
@@ -22440,7 +22440,7 @@
             <w:pPr>
               <w:spacing w:after="20" w:before="0"/>
             </w:pPr>
-            <w:hyperlink w:history="1" r:id="rId9phqj1yjdziimcxmyydu1">
+            <w:hyperlink w:history="1" r:id="rIduvx_ks05wfekn3xhoixls">
               <w:r>
                 <w:rPr>
                   <w:rFonts w:ascii="Arial" w:cs="Arial" w:eastAsia="Arial" w:hAnsi="Arial"/>
@@ -22473,7 +22473,7 @@
               <w:spacing w:after="10" w:before="0"/>
               <w:ind w:left="120"/>
             </w:pPr>
-            <w:hyperlink w:history="1" r:id="rIdsajuyatzjlx2syd2zkf6r">
+            <w:hyperlink w:history="1" r:id="rIdmtlcmdi8cqd-sm3ph4d2h">
               <w:r>
                 <w:rPr>
                   <w:rFonts w:ascii="Arial" w:cs="Arial" w:eastAsia="Arial" w:hAnsi="Arial"/>
@@ -22518,7 +22518,7 @@
             <w:pPr>
               <w:spacing w:after="20" w:before="0"/>
             </w:pPr>
-            <w:hyperlink w:history="1" r:id="rIdwmh6cjr4nyl4kgyw2cq92">
+            <w:hyperlink w:history="1" r:id="rIdfebgra3agkdqfadao7kfq">
               <w:r>
                 <w:rPr>
                   <w:rFonts w:ascii="Arial" w:cs="Arial" w:eastAsia="Arial" w:hAnsi="Arial"/>
@@ -22551,7 +22551,7 @@
               <w:spacing w:after="10" w:before="0"/>
               <w:ind w:left="120"/>
             </w:pPr>
-            <w:hyperlink w:history="1" r:id="rIde_3e9mxrffjpc72oydjut">
+            <w:hyperlink w:history="1" r:id="rIdnrmoxacmrgwqiqlpqf1y_">
               <w:r>
                 <w:rPr>
                   <w:rFonts w:ascii="Arial" w:cs="Arial" w:eastAsia="Arial" w:hAnsi="Arial"/>
@@ -22751,7 +22751,7 @@
             <w:pPr>
               <w:spacing w:after="20" w:before="0"/>
             </w:pPr>
-            <w:hyperlink w:history="1" r:id="rId8vofv5zyjz-vmlo1939bz">
+            <w:hyperlink w:history="1" r:id="rId5rw669qn6sty4pixmswkq">
               <w:r>
                 <w:rPr>
                   <w:rFonts w:ascii="Arial" w:cs="Arial" w:eastAsia="Arial" w:hAnsi="Arial"/>
@@ -22800,7 +22800,7 @@
               <w:spacing w:after="10" w:before="0"/>
               <w:ind w:left="120"/>
             </w:pPr>
-            <w:hyperlink w:history="1" r:id="rIdgimfqnbze2xvyuumdqauy">
+            <w:hyperlink w:history="1" r:id="rIdt2jmujdohf1xeysnahca_">
               <w:r>
                 <w:rPr>
                   <w:rFonts w:ascii="Arial" w:cs="Arial" w:eastAsia="Arial" w:hAnsi="Arial"/>
@@ -22845,7 +22845,7 @@
             <w:pPr>
               <w:spacing w:after="20" w:before="0"/>
             </w:pPr>
-            <w:hyperlink w:history="1" r:id="rIdklj2m_rzpit9ldybfytzt">
+            <w:hyperlink w:history="1" r:id="rIdjjx1tqporoz82lhknfzyo">
               <w:r>
                 <w:rPr>
                   <w:rFonts w:ascii="Arial" w:cs="Arial" w:eastAsia="Arial" w:hAnsi="Arial"/>
@@ -22894,7 +22894,7 @@
               <w:spacing w:after="10" w:before="0"/>
               <w:ind w:left="120"/>
             </w:pPr>
-            <w:hyperlink w:history="1" r:id="rIdm9jzsircsz7qsbfviy1y3">
+            <w:hyperlink w:history="1" r:id="rId1kkmzos2_iv_5mitvi45z">
               <w:r>
                 <w:rPr>
                   <w:rFonts w:ascii="Arial" w:cs="Arial" w:eastAsia="Arial" w:hAnsi="Arial"/>
@@ -23419,7 +23419,7 @@
         </w:rPr>
         <w:t xml:space="preserve">© 2026 SeaVuria and ARES. Aligned with KICD objectives. Developed by SeaVuria; technical implementation by ARES (with AI assistance from Claude). Licensed under </w:t>
       </w:r>
-      <w:hyperlink w:history="1" r:id="rIdrgelgcocv8ane8s2cehr7">
+      <w:hyperlink w:history="1" r:id="rIdemzqdbcbgqgul1_dguik7">
         <w:r>
           <w:rPr>
             <w:rFonts w:ascii="Arial" w:cs="Arial" w:eastAsia="Arial" w:hAnsi="Arial"/>
@@ -23440,7 +23440,7 @@
         </w:rPr>
         <w:t xml:space="preserve"> (</w:t>
       </w:r>
-      <w:hyperlink w:history="1" r:id="rIdydbg8mspm69kklhk0cn-m">
+      <w:hyperlink w:history="1" r:id="rId0ayug9vn9gdqicnqtw-ty">
         <w:r>
           <w:rPr>
             <w:rFonts w:ascii="Arial" w:cs="Arial" w:eastAsia="Arial" w:hAnsi="Arial"/>
@@ -24480,7 +24480,7 @@
             <w:pPr>
               <w:spacing w:after="20" w:before="0"/>
             </w:pPr>
-            <w:hyperlink w:history="1" r:id="rId-jddim8vnuua96ozoycmf">
+            <w:hyperlink w:history="1" r:id="rIdetsrq9i3mpchtiatkbypg">
               <w:r>
                 <w:rPr>
                   <w:rFonts w:ascii="Arial" w:cs="Arial" w:eastAsia="Arial" w:hAnsi="Arial"/>
@@ -24529,7 +24529,7 @@
               <w:spacing w:after="10" w:before="0"/>
               <w:ind w:left="120"/>
             </w:pPr>
-            <w:hyperlink w:history="1" r:id="rId4yn2wbv40i_tjsxdia3nb">
+            <w:hyperlink w:history="1" r:id="rIde20b-lz297tmsmlsjiqkd">
               <w:r>
                 <w:rPr>
                   <w:rFonts w:ascii="Arial" w:cs="Arial" w:eastAsia="Arial" w:hAnsi="Arial"/>
@@ -24574,7 +24574,7 @@
             <w:pPr>
               <w:spacing w:after="20" w:before="0"/>
             </w:pPr>
-            <w:hyperlink w:history="1" r:id="rIdzmdi009gf9yoxqxfvpff5">
+            <w:hyperlink w:history="1" r:id="rIdfqk9ynthcsktuefusx8te">
               <w:r>
                 <w:rPr>
                   <w:rFonts w:ascii="Arial" w:cs="Arial" w:eastAsia="Arial" w:hAnsi="Arial"/>
@@ -24607,7 +24607,7 @@
               <w:spacing w:after="10" w:before="0"/>
               <w:ind w:left="120"/>
             </w:pPr>
-            <w:hyperlink w:history="1" r:id="rIdrqd_8rx9j-30lncpasp-a">
+            <w:hyperlink w:history="1" r:id="rIdprilptij91zztgypgrhsh">
               <w:r>
                 <w:rPr>
                   <w:rFonts w:ascii="Arial" w:cs="Arial" w:eastAsia="Arial" w:hAnsi="Arial"/>
@@ -24807,7 +24807,7 @@
             <w:pPr>
               <w:spacing w:after="20" w:before="0"/>
             </w:pPr>
-            <w:hyperlink w:history="1" r:id="rIdvm3sebtvyegkwrlz-z_gi">
+            <w:hyperlink w:history="1" r:id="rIdy9-g66oy76jlfhvb7g2gi">
               <w:r>
                 <w:rPr>
                   <w:rFonts w:ascii="Arial" w:cs="Arial" w:eastAsia="Arial" w:hAnsi="Arial"/>
@@ -24856,7 +24856,7 @@
               <w:spacing w:after="10" w:before="0"/>
               <w:ind w:left="120"/>
             </w:pPr>
-            <w:hyperlink w:history="1" r:id="rIdquttgraqazjcrifcodc7s">
+            <w:hyperlink w:history="1" r:id="rId9sjkhk4mjc1wjbaa3rsqk">
               <w:r>
                 <w:rPr>
                   <w:rFonts w:ascii="Arial" w:cs="Arial" w:eastAsia="Arial" w:hAnsi="Arial"/>
@@ -24901,7 +24901,7 @@
             <w:pPr>
               <w:spacing w:after="20" w:before="0"/>
             </w:pPr>
-            <w:hyperlink w:history="1" r:id="rIdlmip4-y1_dmx-etimtbtb">
+            <w:hyperlink w:history="1" r:id="rIdhjjj_9okf5og2n5lqsraw">
               <w:r>
                 <w:rPr>
                   <w:rFonts w:ascii="Arial" w:cs="Arial" w:eastAsia="Arial" w:hAnsi="Arial"/>
@@ -24934,7 +24934,7 @@
               <w:spacing w:after="10" w:before="0"/>
               <w:ind w:left="120"/>
             </w:pPr>
-            <w:hyperlink w:history="1" r:id="rIdf2b-n59d_iluovgazsvbf">
+            <w:hyperlink w:history="1" r:id="rIdjzzefe4tbl_lgvsyjhvk4">
               <w:r>
                 <w:rPr>
                   <w:rFonts w:ascii="Arial" w:cs="Arial" w:eastAsia="Arial" w:hAnsi="Arial"/>
@@ -25134,7 +25134,7 @@
             <w:pPr>
               <w:spacing w:after="20" w:before="0"/>
             </w:pPr>
-            <w:hyperlink w:history="1" r:id="rIdexo8pumgjzgxvaqlh3ckh">
+            <w:hyperlink w:history="1" r:id="rIdgof0oige9jfznymtbypvn">
               <w:r>
                 <w:rPr>
                   <w:rFonts w:ascii="Arial" w:cs="Arial" w:eastAsia="Arial" w:hAnsi="Arial"/>
@@ -25183,7 +25183,7 @@
               <w:spacing w:after="10" w:before="0"/>
               <w:ind w:left="120"/>
             </w:pPr>
-            <w:hyperlink w:history="1" r:id="rIdtmrnzkgw9vl_kvyxom4v5">
+            <w:hyperlink w:history="1" r:id="rIdwfqhunb9k1dg-mh0riqlt">
               <w:r>
                 <w:rPr>
                   <w:rFonts w:ascii="Arial" w:cs="Arial" w:eastAsia="Arial" w:hAnsi="Arial"/>
@@ -25228,7 +25228,7 @@
             <w:pPr>
               <w:spacing w:after="20" w:before="0"/>
             </w:pPr>
-            <w:hyperlink w:history="1" r:id="rIdf8frit9uztihfmz3y2tao">
+            <w:hyperlink w:history="1" r:id="rId53oidqnl_w0tiatlyv4ns">
               <w:r>
                 <w:rPr>
                   <w:rFonts w:ascii="Arial" w:cs="Arial" w:eastAsia="Arial" w:hAnsi="Arial"/>
@@ -25261,7 +25261,7 @@
               <w:spacing w:after="10" w:before="0"/>
               <w:ind w:left="120"/>
             </w:pPr>
-            <w:hyperlink w:history="1" r:id="rId8honqji4wxtncolji6xow">
+            <w:hyperlink w:history="1" r:id="rIdxm5kphpmc8hgntjwpsn16">
               <w:r>
                 <w:rPr>
                   <w:rFonts w:ascii="Arial" w:cs="Arial" w:eastAsia="Arial" w:hAnsi="Arial"/>
@@ -25461,7 +25461,7 @@
             <w:pPr>
               <w:spacing w:after="20" w:before="0"/>
             </w:pPr>
-            <w:hyperlink w:history="1" r:id="rIdvsgs7encqfjztc7dmwjqg">
+            <w:hyperlink w:history="1" r:id="rIdle-5jajofo9njcpvsflip">
               <w:r>
                 <w:rPr>
                   <w:rFonts w:ascii="Arial" w:cs="Arial" w:eastAsia="Arial" w:hAnsi="Arial"/>
@@ -25510,7 +25510,7 @@
               <w:spacing w:after="10" w:before="0"/>
               <w:ind w:left="120"/>
             </w:pPr>
-            <w:hyperlink w:history="1" r:id="rIdc5iaehxt5qt0kkwe8ttgi">
+            <w:hyperlink w:history="1" r:id="rIdvf7eemsw6_66joft_oyep">
               <w:r>
                 <w:rPr>
                   <w:rFonts w:ascii="Arial" w:cs="Arial" w:eastAsia="Arial" w:hAnsi="Arial"/>
@@ -25555,7 +25555,7 @@
             <w:pPr>
               <w:spacing w:after="20" w:before="0"/>
             </w:pPr>
-            <w:hyperlink w:history="1" r:id="rIdbikit1xpulqdx0nf_zggc">
+            <w:hyperlink w:history="1" r:id="rId1mqkudf-e_fshzpi7y0tu">
               <w:r>
                 <w:rPr>
                   <w:rFonts w:ascii="Arial" w:cs="Arial" w:eastAsia="Arial" w:hAnsi="Arial"/>
@@ -25588,7 +25588,7 @@
               <w:spacing w:after="10" w:before="0"/>
               <w:ind w:left="120"/>
             </w:pPr>
-            <w:hyperlink w:history="1" r:id="rIde1jo9mrp_5xmu4jz-ndpb">
+            <w:hyperlink w:history="1" r:id="rIdjhle-klglhmt-4to6_-fj">
               <w:r>
                 <w:rPr>
                   <w:rFonts w:ascii="Arial" w:cs="Arial" w:eastAsia="Arial" w:hAnsi="Arial"/>
@@ -25788,7 +25788,7 @@
             <w:pPr>
               <w:spacing w:after="20" w:before="0"/>
             </w:pPr>
-            <w:hyperlink w:history="1" r:id="rIdy67psj5n3mdbja-pkz795">
+            <w:hyperlink w:history="1" r:id="rIdllvtnrcemsh1_8j7pudjc">
               <w:r>
                 <w:rPr>
                   <w:rFonts w:ascii="Arial" w:cs="Arial" w:eastAsia="Arial" w:hAnsi="Arial"/>
@@ -25837,7 +25837,7 @@
               <w:spacing w:after="10" w:before="0"/>
               <w:ind w:left="120"/>
             </w:pPr>
-            <w:hyperlink w:history="1" r:id="rIdm0x03wmaulon-57n8p-fh">
+            <w:hyperlink w:history="1" r:id="rIdptwwcuca76v0l8ba9n3ny">
               <w:r>
                 <w:rPr>
                   <w:rFonts w:ascii="Arial" w:cs="Arial" w:eastAsia="Arial" w:hAnsi="Arial"/>
@@ -25882,7 +25882,7 @@
             <w:pPr>
               <w:spacing w:after="20" w:before="0"/>
             </w:pPr>
-            <w:hyperlink w:history="1" r:id="rIdwhowp5wjt5frxg1nni4zg">
+            <w:hyperlink w:history="1" r:id="rIdfwr-nzmecmshcwc6l97v1">
               <w:r>
                 <w:rPr>
                   <w:rFonts w:ascii="Arial" w:cs="Arial" w:eastAsia="Arial" w:hAnsi="Arial"/>
@@ -25931,7 +25931,7 @@
               <w:spacing w:after="10" w:before="0"/>
               <w:ind w:left="120"/>
             </w:pPr>
-            <w:hyperlink w:history="1" r:id="rIdixys5ebxzi2w5zdwqm46s">
+            <w:hyperlink w:history="1" r:id="rIdzessffzjfjfttgzs0dr1k">
               <w:r>
                 <w:rPr>
                   <w:rFonts w:ascii="Arial" w:cs="Arial" w:eastAsia="Arial" w:hAnsi="Arial"/>
@@ -26456,7 +26456,7 @@
         </w:rPr>
         <w:t xml:space="preserve">© 2026 SeaVuria and ARES. Aligned with KICD objectives. Developed by SeaVuria; technical implementation by ARES (with AI assistance from Claude). Licensed under </w:t>
       </w:r>
-      <w:hyperlink w:history="1" r:id="rIdctgtmjh5d3fhe1kn5ece6">
+      <w:hyperlink w:history="1" r:id="rIdglc5ltrdp8snisndo01t4">
         <w:r>
           <w:rPr>
             <w:rFonts w:ascii="Arial" w:cs="Arial" w:eastAsia="Arial" w:hAnsi="Arial"/>
@@ -26477,7 +26477,7 @@
         </w:rPr>
         <w:t xml:space="preserve"> (</w:t>
       </w:r>
-      <w:hyperlink w:history="1" r:id="rIdw0dweve3nttp00o_npgvp">
+      <w:hyperlink w:history="1" r:id="rIdfex7uysd2odzkhwdazf0j">
         <w:r>
           <w:rPr>
             <w:rFonts w:ascii="Arial" w:cs="Arial" w:eastAsia="Arial" w:hAnsi="Arial"/>
@@ -27517,7 +27517,7 @@
             <w:pPr>
               <w:spacing w:after="20" w:before="0"/>
             </w:pPr>
-            <w:hyperlink w:history="1" r:id="rIdzovez-__cwlnowwvphatu">
+            <w:hyperlink w:history="1" r:id="rIdmdevfmleeabvlmshth66d">
               <w:r>
                 <w:rPr>
                   <w:rFonts w:ascii="Arial" w:cs="Arial" w:eastAsia="Arial" w:hAnsi="Arial"/>
@@ -27566,7 +27566,7 @@
               <w:spacing w:after="10" w:before="0"/>
               <w:ind w:left="120"/>
             </w:pPr>
-            <w:hyperlink w:history="1" r:id="rIdlwsifuzmkshxxicreigxd">
+            <w:hyperlink w:history="1" r:id="rIdpywz28zmisi_ehiietnrn">
               <w:r>
                 <w:rPr>
                   <w:rFonts w:ascii="Arial" w:cs="Arial" w:eastAsia="Arial" w:hAnsi="Arial"/>
@@ -27611,7 +27611,7 @@
             <w:pPr>
               <w:spacing w:after="20" w:before="0"/>
             </w:pPr>
-            <w:hyperlink w:history="1" r:id="rIdfwnhrvkuoyvocjosimsb4">
+            <w:hyperlink w:history="1" r:id="rId_6u-dlflydhw11bl034my">
               <w:r>
                 <w:rPr>
                   <w:rFonts w:ascii="Arial" w:cs="Arial" w:eastAsia="Arial" w:hAnsi="Arial"/>
@@ -27660,7 +27660,7 @@
               <w:spacing w:after="10" w:before="0"/>
               <w:ind w:left="120"/>
             </w:pPr>
-            <w:hyperlink w:history="1" r:id="rIdazzrn97c5of-ee0pdylue">
+            <w:hyperlink w:history="1" r:id="rId9lowbgllbdnilbes_eeqk">
               <w:r>
                 <w:rPr>
                   <w:rFonts w:ascii="Arial" w:cs="Arial" w:eastAsia="Arial" w:hAnsi="Arial"/>
@@ -27860,7 +27860,7 @@
             <w:pPr>
               <w:spacing w:after="20" w:before="0"/>
             </w:pPr>
-            <w:hyperlink w:history="1" r:id="rIdwrpfvbl4rzlglhdt-8xip">
+            <w:hyperlink w:history="1" r:id="rIdsxabslwfbaroluag70t7x">
               <w:r>
                 <w:rPr>
                   <w:rFonts w:ascii="Arial" w:cs="Arial" w:eastAsia="Arial" w:hAnsi="Arial"/>
@@ -27909,7 +27909,7 @@
               <w:spacing w:after="10" w:before="0"/>
               <w:ind w:left="120"/>
             </w:pPr>
-            <w:hyperlink w:history="1" r:id="rId9nbhlwmxkjinimapsevbv">
+            <w:hyperlink w:history="1" r:id="rIdqpz7kajdpzmia8y2ev5pp">
               <w:r>
                 <w:rPr>
                   <w:rFonts w:ascii="Arial" w:cs="Arial" w:eastAsia="Arial" w:hAnsi="Arial"/>
@@ -27954,7 +27954,7 @@
             <w:pPr>
               <w:spacing w:after="20" w:before="0"/>
             </w:pPr>
-            <w:hyperlink w:history="1" r:id="rId3hqizsasmwl4pogekmday">
+            <w:hyperlink w:history="1" r:id="rIdpwzjlue-fci-csidx14kp">
               <w:r>
                 <w:rPr>
                   <w:rFonts w:ascii="Arial" w:cs="Arial" w:eastAsia="Arial" w:hAnsi="Arial"/>
@@ -28003,7 +28003,7 @@
               <w:spacing w:after="10" w:before="0"/>
               <w:ind w:left="120"/>
             </w:pPr>
-            <w:hyperlink w:history="1" r:id="rIdpdof1x2lwfowifo2c2-am">
+            <w:hyperlink w:history="1" r:id="rIdgy8z3uddj-2vfbatha-hx">
               <w:r>
                 <w:rPr>
                   <w:rFonts w:ascii="Arial" w:cs="Arial" w:eastAsia="Arial" w:hAnsi="Arial"/>
@@ -28203,7 +28203,7 @@
             <w:pPr>
               <w:spacing w:after="20" w:before="0"/>
             </w:pPr>
-            <w:hyperlink w:history="1" r:id="rIdapcxhqwsfqov8aebuozth">
+            <w:hyperlink w:history="1" r:id="rIdn_qumyfd5utcr9p7q-mti">
               <w:r>
                 <w:rPr>
                   <w:rFonts w:ascii="Arial" w:cs="Arial" w:eastAsia="Arial" w:hAnsi="Arial"/>
@@ -28252,7 +28252,7 @@
               <w:spacing w:after="10" w:before="0"/>
               <w:ind w:left="120"/>
             </w:pPr>
-            <w:hyperlink w:history="1" r:id="rId3_sgd_lfbfcmficc6nbzy">
+            <w:hyperlink w:history="1" r:id="rIdainpvskg0g_qctnr6d1dn">
               <w:r>
                 <w:rPr>
                   <w:rFonts w:ascii="Arial" w:cs="Arial" w:eastAsia="Arial" w:hAnsi="Arial"/>
@@ -28297,7 +28297,7 @@
             <w:pPr>
               <w:spacing w:after="20" w:before="0"/>
             </w:pPr>
-            <w:hyperlink w:history="1" r:id="rIdzb2hnlsyjqyoj18jzcqnc">
+            <w:hyperlink w:history="1" r:id="rIdlvi99llai67zngsncvadt">
               <w:r>
                 <w:rPr>
                   <w:rFonts w:ascii="Arial" w:cs="Arial" w:eastAsia="Arial" w:hAnsi="Arial"/>
@@ -28346,7 +28346,7 @@
               <w:spacing w:after="10" w:before="0"/>
               <w:ind w:left="120"/>
             </w:pPr>
-            <w:hyperlink w:history="1" r:id="rIddw9vqitptzaztnlgaoa5l">
+            <w:hyperlink w:history="1" r:id="rIdvrenkc28bgab97lagxvwt">
               <w:r>
                 <w:rPr>
                   <w:rFonts w:ascii="Arial" w:cs="Arial" w:eastAsia="Arial" w:hAnsi="Arial"/>
@@ -28546,7 +28546,7 @@
             <w:pPr>
               <w:spacing w:after="20" w:before="0"/>
             </w:pPr>
-            <w:hyperlink w:history="1" r:id="rId2pj8jaeri1ivvaobsgylx">
+            <w:hyperlink w:history="1" r:id="rIdvjslahrcifj6-vgv0pxum">
               <w:r>
                 <w:rPr>
                   <w:rFonts w:ascii="Arial" w:cs="Arial" w:eastAsia="Arial" w:hAnsi="Arial"/>
@@ -28595,7 +28595,7 @@
               <w:spacing w:after="10" w:before="0"/>
               <w:ind w:left="120"/>
             </w:pPr>
-            <w:hyperlink w:history="1" r:id="rIdv9j7_vg-boph5752p7-oa">
+            <w:hyperlink w:history="1" r:id="rIdnksvekfk6cxkmgv5plyd8">
               <w:r>
                 <w:rPr>
                   <w:rFonts w:ascii="Arial" w:cs="Arial" w:eastAsia="Arial" w:hAnsi="Arial"/>
@@ -28640,7 +28640,7 @@
             <w:pPr>
               <w:spacing w:after="20" w:before="0"/>
             </w:pPr>
-            <w:hyperlink w:history="1" r:id="rIdh_p-nie4ohvlyotinedbn">
+            <w:hyperlink w:history="1" r:id="rIdw6wwh2l-0dgrje5ksyhq6">
               <w:r>
                 <w:rPr>
                   <w:rFonts w:ascii="Arial" w:cs="Arial" w:eastAsia="Arial" w:hAnsi="Arial"/>
@@ -28689,7 +28689,7 @@
               <w:spacing w:after="10" w:before="0"/>
               <w:ind w:left="120"/>
             </w:pPr>
-            <w:hyperlink w:history="1" r:id="rIdn4skkdfbhlsq4o9z4zq0h">
+            <w:hyperlink w:history="1" r:id="rIdja4oi-i4vvjdq3vxdqsbc">
               <w:r>
                 <w:rPr>
                   <w:rFonts w:ascii="Arial" w:cs="Arial" w:eastAsia="Arial" w:hAnsi="Arial"/>
@@ -28889,7 +28889,7 @@
             <w:pPr>
               <w:spacing w:after="20" w:before="0"/>
             </w:pPr>
-            <w:hyperlink w:history="1" r:id="rIdyrxctlpyij_7bgjnzfakh">
+            <w:hyperlink w:history="1" r:id="rIdwac_wp_ao8y80qnzcpvrl">
               <w:r>
                 <w:rPr>
                   <w:rFonts w:ascii="Arial" w:cs="Arial" w:eastAsia="Arial" w:hAnsi="Arial"/>
@@ -28938,7 +28938,7 @@
               <w:spacing w:after="10" w:before="0"/>
               <w:ind w:left="120"/>
             </w:pPr>
-            <w:hyperlink w:history="1" r:id="rIduerr7hp-je16yokrwcyft">
+            <w:hyperlink w:history="1" r:id="rIdj002ywm8lejbnbxprdlat">
               <w:r>
                 <w:rPr>
                   <w:rFonts w:ascii="Arial" w:cs="Arial" w:eastAsia="Arial" w:hAnsi="Arial"/>
@@ -28983,7 +28983,7 @@
             <w:pPr>
               <w:spacing w:after="20" w:before="0"/>
             </w:pPr>
-            <w:hyperlink w:history="1" r:id="rIdsc-i1kbgb0s3g4kmzv__6">
+            <w:hyperlink w:history="1" r:id="rIdxcqufkrz1vlns_zc5ddwb">
               <w:r>
                 <w:rPr>
                   <w:rFonts w:ascii="Arial" w:cs="Arial" w:eastAsia="Arial" w:hAnsi="Arial"/>
@@ -29032,7 +29032,7 @@
               <w:spacing w:after="10" w:before="0"/>
               <w:ind w:left="120"/>
             </w:pPr>
-            <w:hyperlink w:history="1" r:id="rIdnlnp7rjedqa_twsf0xpvb">
+            <w:hyperlink w:history="1" r:id="rIdy6h03ubb5b54jy_hy2_32">
               <w:r>
                 <w:rPr>
                   <w:rFonts w:ascii="Arial" w:cs="Arial" w:eastAsia="Arial" w:hAnsi="Arial"/>
@@ -29557,7 +29557,7 @@
         </w:rPr>
         <w:t xml:space="preserve">© 2026 SeaVuria and ARES. Aligned with KICD objectives. Developed by SeaVuria; technical implementation by ARES (with AI assistance from Claude). Licensed under </w:t>
       </w:r>
-      <w:hyperlink w:history="1" r:id="rIdvkzz5zsicl7f7_lfijbe5">
+      <w:hyperlink w:history="1" r:id="rId_m3_6yxxq8xgbub05zfzg">
         <w:r>
           <w:rPr>
             <w:rFonts w:ascii="Arial" w:cs="Arial" w:eastAsia="Arial" w:hAnsi="Arial"/>
@@ -29578,7 +29578,7 @@
         </w:rPr>
         <w:t xml:space="preserve"> (</w:t>
       </w:r>
-      <w:hyperlink w:history="1" r:id="rIdlczpqeiug3h1z_jqtgckd">
+      <w:hyperlink w:history="1" r:id="rId2y4uytlo-qumni_y0jsev">
         <w:r>
           <w:rPr>
             <w:rFonts w:ascii="Arial" w:cs="Arial" w:eastAsia="Arial" w:hAnsi="Arial"/>
@@ -30618,7 +30618,7 @@
             <w:pPr>
               <w:spacing w:after="20" w:before="0"/>
             </w:pPr>
-            <w:hyperlink w:history="1" r:id="rIdjodh9wurwy_rnbl2xdjma">
+            <w:hyperlink w:history="1" r:id="rIdobdpixggqvmkgzjjsslrm">
               <w:r>
                 <w:rPr>
                   <w:rFonts w:ascii="Arial" w:cs="Arial" w:eastAsia="Arial" w:hAnsi="Arial"/>
@@ -30651,7 +30651,7 @@
               <w:spacing w:after="10" w:before="0"/>
               <w:ind w:left="120"/>
             </w:pPr>
-            <w:hyperlink w:history="1" r:id="rIdf28wwnzuisk9qgwcjmgm5">
+            <w:hyperlink w:history="1" r:id="rIdejfswwwzwpbfn6p-k5d0s">
               <w:r>
                 <w:rPr>
                   <w:rFonts w:ascii="Arial" w:cs="Arial" w:eastAsia="Arial" w:hAnsi="Arial"/>
@@ -30696,7 +30696,7 @@
             <w:pPr>
               <w:spacing w:after="20" w:before="0"/>
             </w:pPr>
-            <w:hyperlink w:history="1" r:id="rIdnjq_usvxdpdhb9fpjleq1">
+            <w:hyperlink w:history="1" r:id="rIdninkjnezqjpddl2jhv_g1">
               <w:r>
                 <w:rPr>
                   <w:rFonts w:ascii="Arial" w:cs="Arial" w:eastAsia="Arial" w:hAnsi="Arial"/>
@@ -30729,7 +30729,7 @@
               <w:spacing w:after="10" w:before="0"/>
               <w:ind w:left="120"/>
             </w:pPr>
-            <w:hyperlink w:history="1" r:id="rIdqoswuj7gjyah4jvxr_qde">
+            <w:hyperlink w:history="1" r:id="rIdfyvfh3el7nfrq0rqwpyis">
               <w:r>
                 <w:rPr>
                   <w:rFonts w:ascii="Arial" w:cs="Arial" w:eastAsia="Arial" w:hAnsi="Arial"/>
@@ -30929,7 +30929,7 @@
             <w:pPr>
               <w:spacing w:after="20" w:before="0"/>
             </w:pPr>
-            <w:hyperlink w:history="1" r:id="rId3srtes4bjmwoo-zvdgtja">
+            <w:hyperlink w:history="1" r:id="rId-knm_thy5u43r3zf19akc">
               <w:r>
                 <w:rPr>
                   <w:rFonts w:ascii="Arial" w:cs="Arial" w:eastAsia="Arial" w:hAnsi="Arial"/>
@@ -30962,7 +30962,7 @@
               <w:spacing w:after="10" w:before="0"/>
               <w:ind w:left="120"/>
             </w:pPr>
-            <w:hyperlink w:history="1" r:id="rIdzqfg6do2fg2cduvdeg1fg">
+            <w:hyperlink w:history="1" r:id="rId4jh5o217zp1xf2f22ltik">
               <w:r>
                 <w:rPr>
                   <w:rFonts w:ascii="Arial" w:cs="Arial" w:eastAsia="Arial" w:hAnsi="Arial"/>
@@ -31007,7 +31007,7 @@
             <w:pPr>
               <w:spacing w:after="20" w:before="0"/>
             </w:pPr>
-            <w:hyperlink w:history="1" r:id="rIdkgwjmsoz992pwbpfbih3u">
+            <w:hyperlink w:history="1" r:id="rIdmol--j1vusgrft45ntcqy">
               <w:r>
                 <w:rPr>
                   <w:rFonts w:ascii="Arial" w:cs="Arial" w:eastAsia="Arial" w:hAnsi="Arial"/>
@@ -31040,7 +31040,7 @@
               <w:spacing w:after="10" w:before="0"/>
               <w:ind w:left="120"/>
             </w:pPr>
-            <w:hyperlink w:history="1" r:id="rId81g3lh2bg0elfjwu384uv">
+            <w:hyperlink w:history="1" r:id="rId-9ynfkxooswmuynoyy8gh">
               <w:r>
                 <w:rPr>
                   <w:rFonts w:ascii="Arial" w:cs="Arial" w:eastAsia="Arial" w:hAnsi="Arial"/>
@@ -31240,7 +31240,7 @@
             <w:pPr>
               <w:spacing w:after="20" w:before="0"/>
             </w:pPr>
-            <w:hyperlink w:history="1" r:id="rIdvrvnqyyqw0ho1srohxmm5">
+            <w:hyperlink w:history="1" r:id="rIdnbvzyvj_hwzd-u1wetbzw">
               <w:r>
                 <w:rPr>
                   <w:rFonts w:ascii="Arial" w:cs="Arial" w:eastAsia="Arial" w:hAnsi="Arial"/>
@@ -31289,7 +31289,7 @@
               <w:spacing w:after="10" w:before="0"/>
               <w:ind w:left="120"/>
             </w:pPr>
-            <w:hyperlink w:history="1" r:id="rIdye-u437xyc8b7r5xl34tr">
+            <w:hyperlink w:history="1" r:id="rIdm9rpmgdzxj7pkkywsvj9e">
               <w:r>
                 <w:rPr>
                   <w:rFonts w:ascii="Arial" w:cs="Arial" w:eastAsia="Arial" w:hAnsi="Arial"/>
@@ -31334,7 +31334,7 @@
             <w:pPr>
               <w:spacing w:after="20" w:before="0"/>
             </w:pPr>
-            <w:hyperlink w:history="1" r:id="rIdtdngnf7izsh2meu2g5gwj">
+            <w:hyperlink w:history="1" r:id="rIdvtxstyhyffwy1kfggqpu3">
               <w:r>
                 <w:rPr>
                   <w:rFonts w:ascii="Arial" w:cs="Arial" w:eastAsia="Arial" w:hAnsi="Arial"/>
@@ -31383,7 +31383,7 @@
               <w:spacing w:after="10" w:before="0"/>
               <w:ind w:left="120"/>
             </w:pPr>
-            <w:hyperlink w:history="1" r:id="rIdb9zohl8zx73s3s3kc-xko">
+            <w:hyperlink w:history="1" r:id="rIdp5rhiesxltucljjqr0o0p">
               <w:r>
                 <w:rPr>
                   <w:rFonts w:ascii="Arial" w:cs="Arial" w:eastAsia="Arial" w:hAnsi="Arial"/>
@@ -31583,7 +31583,7 @@
             <w:pPr>
               <w:spacing w:after="20" w:before="0"/>
             </w:pPr>
-            <w:hyperlink w:history="1" r:id="rIdu7ofrxe1mizlj7pi_pp-k">
+            <w:hyperlink w:history="1" r:id="rIdrpl7yhnvks4zt9jl7j5m4">
               <w:r>
                 <w:rPr>
                   <w:rFonts w:ascii="Arial" w:cs="Arial" w:eastAsia="Arial" w:hAnsi="Arial"/>
@@ -31632,7 +31632,7 @@
               <w:spacing w:after="10" w:before="0"/>
               <w:ind w:left="120"/>
             </w:pPr>
-            <w:hyperlink w:history="1" r:id="rIdaisn8bhsvobmcjwy-xoqi">
+            <w:hyperlink w:history="1" r:id="rIdl12dxzvnyn-lkqyl_6nhb">
               <w:r>
                 <w:rPr>
                   <w:rFonts w:ascii="Arial" w:cs="Arial" w:eastAsia="Arial" w:hAnsi="Arial"/>
@@ -31677,7 +31677,7 @@
             <w:pPr>
               <w:spacing w:after="20" w:before="0"/>
             </w:pPr>
-            <w:hyperlink w:history="1" r:id="rIddxnh_krub60rjknlxyuar">
+            <w:hyperlink w:history="1" r:id="rIdzipxkdz6kasifoqqwj9pd">
               <w:r>
                 <w:rPr>
                   <w:rFonts w:ascii="Arial" w:cs="Arial" w:eastAsia="Arial" w:hAnsi="Arial"/>
@@ -31726,7 +31726,7 @@
               <w:spacing w:after="10" w:before="0"/>
               <w:ind w:left="120"/>
             </w:pPr>
-            <w:hyperlink w:history="1" r:id="rIdoox5scmldyxvmvqu3tfw9">
+            <w:hyperlink w:history="1" r:id="rIdkhticxa3oxhqopjymcwlm">
               <w:r>
                 <w:rPr>
                   <w:rFonts w:ascii="Arial" w:cs="Arial" w:eastAsia="Arial" w:hAnsi="Arial"/>
@@ -31926,7 +31926,7 @@
             <w:pPr>
               <w:spacing w:after="20" w:before="0"/>
             </w:pPr>
-            <w:hyperlink w:history="1" r:id="rIdocj7p2y-qovf-dm43jrfh">
+            <w:hyperlink w:history="1" r:id="rIdsjh8oh9iweatw-ltqbb3r">
               <w:r>
                 <w:rPr>
                   <w:rFonts w:ascii="Arial" w:cs="Arial" w:eastAsia="Arial" w:hAnsi="Arial"/>
@@ -31975,7 +31975,7 @@
               <w:spacing w:after="10" w:before="0"/>
               <w:ind w:left="120"/>
             </w:pPr>
-            <w:hyperlink w:history="1" r:id="rId0godry3cpkp8lyhh_g9ue">
+            <w:hyperlink w:history="1" r:id="rIditldrypjmkyuayl5qvuhl">
               <w:r>
                 <w:rPr>
                   <w:rFonts w:ascii="Arial" w:cs="Arial" w:eastAsia="Arial" w:hAnsi="Arial"/>
@@ -32020,7 +32020,7 @@
             <w:pPr>
               <w:spacing w:after="20" w:before="0"/>
             </w:pPr>
-            <w:hyperlink w:history="1" r:id="rIdpbm1i-3gfzovpwikf54bp">
+            <w:hyperlink w:history="1" r:id="rId8vpa3_anxmqztxwhefd5e">
               <w:r>
                 <w:rPr>
                   <w:rFonts w:ascii="Arial" w:cs="Arial" w:eastAsia="Arial" w:hAnsi="Arial"/>
@@ -32069,7 +32069,7 @@
               <w:spacing w:after="10" w:before="0"/>
               <w:ind w:left="120"/>
             </w:pPr>
-            <w:hyperlink w:history="1" r:id="rIdpo9jryi0z5gc1iypxmmpv">
+            <w:hyperlink w:history="1" r:id="rIdee-7vxrwbhyes5gdpzy8k">
               <w:r>
                 <w:rPr>
                   <w:rFonts w:ascii="Arial" w:cs="Arial" w:eastAsia="Arial" w:hAnsi="Arial"/>
@@ -32594,7 +32594,7 @@
         </w:rPr>
         <w:t xml:space="preserve">© 2026 SeaVuria and ARES. Aligned with KICD objectives. Developed by SeaVuria; technical implementation by ARES (with AI assistance from Claude). Licensed under </w:t>
       </w:r>
-      <w:hyperlink w:history="1" r:id="rIdavcpjzmjbbyk7klxanbqi">
+      <w:hyperlink w:history="1" r:id="rIdkrslv02yb0clog5cswk-p">
         <w:r>
           <w:rPr>
             <w:rFonts w:ascii="Arial" w:cs="Arial" w:eastAsia="Arial" w:hAnsi="Arial"/>
@@ -32615,7 +32615,7 @@
         </w:rPr>
         <w:t xml:space="preserve"> (</w:t>
       </w:r>
-      <w:hyperlink w:history="1" r:id="rIdwt9tclngfz3h1zqjjprke">
+      <w:hyperlink w:history="1" r:id="rIdzlvpdgia5nxv_fl0-o9s3">
         <w:r>
           <w:rPr>
             <w:rFonts w:ascii="Arial" w:cs="Arial" w:eastAsia="Arial" w:hAnsi="Arial"/>
